--- a/lessons/5-10/readiness/practice.docx
+++ b/lessons/5-10/readiness/practice.docx
@@ -29,7 +29,7 @@
           <w:sz w:val="20"/>
           <w:szCs w:val="20"/>
         </w:rPr>
-        <w:t xml:space="preserve">Readiness practice for Lesson 10-2  ·  Builds toward 6.G.2</w:t>
+        <w:t xml:space="preserve">Readiness practice for Lesson 5-10 (Unit 5 · Lesson 10)  ·  Builds toward 6.GR.2</w:t>
       </w:r>
     </w:p>
     <w:p>
@@ -442,7 +442,7 @@
           <w:sz w:val="20"/>
           <w:szCs w:val="20"/>
         </w:rPr>
-        <w:t xml:space="preserve">When you've finished, open Lesson 10-2 and dive in!</w:t>
+        <w:t xml:space="preserve">When you've finished, open Lesson 5-10 and dive in!</w:t>
       </w:r>
     </w:p>
     <w:p>

--- a/lessons/5-10/readiness/practice.docx
+++ b/lessons/5-10/readiness/practice.docx
@@ -86,7 +86,983 @@
     </w:p>
     <w:p>
       <w:pPr>
-        <w:spacing w:after="120" w:before="0"/>
+        <w:spacing w:after="60" w:before="120"/>
+      </w:pPr>
+      <w:r>
+        <w:rPr>
+          <w:b/>
+          <w:bCs/>
+          <w:color w:val="0F2B3C"/>
+          <w:sz w:val="24"/>
+          <w:szCs w:val="24"/>
+        </w:rPr>
+        <w:t xml:space="preserve">Vocabulary Anchor Box</w:t>
+      </w:r>
+    </w:p>
+    <w:tbl>
+      <w:tblPr>
+        <w:tblW w:type="dxa" w:w="9360"/>
+        <w:tblBorders>
+          <w:top w:val="single" w:color="C7D2DD" w:sz="6"/>
+          <w:left w:val="single" w:color="C7D2DD" w:sz="6"/>
+          <w:bottom w:val="single" w:color="C7D2DD" w:sz="6"/>
+          <w:right w:val="single" w:color="C7D2DD" w:sz="6"/>
+          <w:insideH w:val="single" w:color="C7D2DD" w:sz="6"/>
+          <w:insideV w:val="single" w:color="C7D2DD" w:sz="6"/>
+        </w:tblBorders>
+      </w:tblPr>
+      <w:tblGrid>
+        <w:gridCol w:w="1800"/>
+        <w:gridCol w:w="3160"/>
+        <w:gridCol w:w="2200"/>
+        <w:gridCol w:w="2200"/>
+      </w:tblGrid>
+      <w:tr>
+        <w:trPr>
+          <w:cantSplit/>
+          <w:tblHeader/>
+        </w:trPr>
+        <w:tc>
+          <w:tcPr>
+            <w:tcW w:type="dxa" w:w="1800"/>
+            <w:shd w:fill="EEF4F8" w:color="auto" w:val="clear"/>
+            <w:tcMar>
+              <w:top w:type="dxa" w:w="60"/>
+              <w:left w:type="dxa" w:w="100"/>
+              <w:bottom w:type="dxa" w:w="60"/>
+              <w:right w:type="dxa" w:w="100"/>
+            </w:tcMar>
+          </w:tcPr>
+          <w:p>
+            <w:pPr>
+              <w:spacing w:after="0" w:before="0"/>
+            </w:pPr>
+            <w:r>
+              <w:rPr>
+                <w:b/>
+                <w:bCs/>
+                <w:color w:val="0F2B3C"/>
+                <w:sz w:val="18"/>
+                <w:szCs w:val="18"/>
+              </w:rPr>
+              <w:t xml:space="preserve">Concept Term</w:t>
+            </w:r>
+          </w:p>
+        </w:tc>
+        <w:tc>
+          <w:tcPr>
+            <w:tcW w:type="dxa" w:w="3160"/>
+            <w:shd w:fill="EEF4F8" w:color="auto" w:val="clear"/>
+            <w:tcMar>
+              <w:top w:type="dxa" w:w="60"/>
+              <w:left w:type="dxa" w:w="100"/>
+              <w:bottom w:type="dxa" w:w="60"/>
+              <w:right w:type="dxa" w:w="100"/>
+            </w:tcMar>
+          </w:tcPr>
+          <w:p>
+            <w:pPr>
+              <w:spacing w:after="0" w:before="0"/>
+            </w:pPr>
+            <w:r>
+              <w:rPr>
+                <w:b/>
+                <w:bCs/>
+                <w:color w:val="0F2B3C"/>
+                <w:sz w:val="18"/>
+                <w:szCs w:val="18"/>
+              </w:rPr>
+              <w:t xml:space="preserve">Student-Friendly Definition</w:t>
+            </w:r>
+          </w:p>
+        </w:tc>
+        <w:tc>
+          <w:tcPr>
+            <w:tcW w:type="dxa" w:w="2200"/>
+            <w:shd w:fill="EEF4F8" w:color="auto" w:val="clear"/>
+            <w:tcMar>
+              <w:top w:type="dxa" w:w="60"/>
+              <w:left w:type="dxa" w:w="100"/>
+              <w:bottom w:type="dxa" w:w="60"/>
+              <w:right w:type="dxa" w:w="100"/>
+            </w:tcMar>
+          </w:tcPr>
+          <w:p>
+            <w:pPr>
+              <w:spacing w:after="0" w:before="0"/>
+            </w:pPr>
+            <w:r>
+              <w:rPr>
+                <w:b/>
+                <w:bCs/>
+                <w:color w:val="0F2B3C"/>
+                <w:sz w:val="18"/>
+                <w:szCs w:val="18"/>
+              </w:rPr>
+              <w:t xml:space="preserve">Non-Example</w:t>
+            </w:r>
+          </w:p>
+        </w:tc>
+        <w:tc>
+          <w:tcPr>
+            <w:tcW w:type="dxa" w:w="2200"/>
+            <w:shd w:fill="EEF4F8" w:color="auto" w:val="clear"/>
+            <w:tcMar>
+              <w:top w:type="dxa" w:w="60"/>
+              <w:left w:type="dxa" w:w="100"/>
+              <w:bottom w:type="dxa" w:w="60"/>
+              <w:right w:type="dxa" w:w="100"/>
+            </w:tcMar>
+          </w:tcPr>
+          <w:p>
+            <w:pPr>
+              <w:spacing w:after="0" w:before="0"/>
+            </w:pPr>
+            <w:r>
+              <w:rPr>
+                <w:b/>
+                <w:bCs/>
+                <w:color w:val="0F2B3C"/>
+                <w:sz w:val="18"/>
+                <w:szCs w:val="18"/>
+              </w:rPr>
+              <w:t xml:space="preserve">Visual Clue</w:t>
+            </w:r>
+          </w:p>
+        </w:tc>
+      </w:tr>
+      <w:tr>
+        <w:trPr>
+          <w:cantSplit/>
+        </w:trPr>
+        <w:tc>
+          <w:tcPr>
+            <w:tcW w:type="dxa" w:w="1800"/>
+            <w:tcMar>
+              <w:top w:type="dxa" w:w="60"/>
+              <w:left w:type="dxa" w:w="100"/>
+              <w:bottom w:type="dxa" w:w="60"/>
+              <w:right w:type="dxa" w:w="100"/>
+            </w:tcMar>
+            <w:vAlign w:val="top"/>
+          </w:tcPr>
+          <w:p>
+            <w:pPr>
+              <w:spacing w:after="20" w:before="0"/>
+            </w:pPr>
+            <w:r>
+              <w:rPr>
+                <w:b/>
+                <w:bCs/>
+                <w:color w:val="0F2B3C"/>
+                <w:sz w:val="20"/>
+                <w:szCs w:val="20"/>
+              </w:rPr>
+              <w:t xml:space="preserve">Volume of Rectangular Prisms</w:t>
+            </w:r>
+          </w:p>
+          <w:p>
+            <w:pPr>
+              <w:spacing w:after="0" w:before="0"/>
+            </w:pPr>
+            <w:r>
+              <w:rPr>
+                <w:i/>
+                <w:iCs/>
+                <w:color w:val="5E6E7E"/>
+                <w:sz w:val="18"/>
+                <w:szCs w:val="18"/>
+              </w:rPr>
+              <w:t xml:space="preserve">Volumen de prismas rectangulares</w:t>
+            </w:r>
+          </w:p>
+        </w:tc>
+        <w:tc>
+          <w:tcPr>
+            <w:tcW w:type="dxa" w:w="3160"/>
+            <w:tcMar>
+              <w:top w:type="dxa" w:w="60"/>
+              <w:left w:type="dxa" w:w="100"/>
+              <w:bottom w:type="dxa" w:w="60"/>
+              <w:right w:type="dxa" w:w="100"/>
+            </w:tcMar>
+            <w:vAlign w:val="top"/>
+          </w:tcPr>
+          <w:p>
+            <w:pPr>
+              <w:spacing w:after="0" w:before="0"/>
+            </w:pPr>
+            <w:r>
+              <w:rPr>
+                <w:sz w:val="19"/>
+                <w:szCs w:val="19"/>
+              </w:rPr>
+              <w:t xml:space="preserve">The space inside a rectangular prism. Formula: V = Bh = l × w × h.</w:t>
+            </w:r>
+          </w:p>
+        </w:tc>
+        <w:tc>
+          <w:tcPr>
+            <w:tcW w:type="dxa" w:w="2200"/>
+            <w:tcMar>
+              <w:top w:type="dxa" w:w="60"/>
+              <w:left w:type="dxa" w:w="100"/>
+              <w:bottom w:type="dxa" w:w="60"/>
+              <w:right w:type="dxa" w:w="100"/>
+            </w:tcMar>
+            <w:vAlign w:val="top"/>
+          </w:tcPr>
+          <w:p>
+            <w:pPr>
+              <w:spacing w:after="30" w:before="0"/>
+            </w:pPr>
+            <w:r>
+              <w:rPr>
+                <w:i/>
+                <w:iCs/>
+                <w:color w:val="5E6E7E"/>
+                <w:sz w:val="18"/>
+                <w:szCs w:val="18"/>
+              </w:rPr>
+              <w:t xml:space="preserve">Not Volume of Rectangular Prisms: write a counter-example that does not fit the rule.</w:t>
+            </w:r>
+          </w:p>
+          <w:p>
+            <w:pPr>
+              <w:spacing w:after="50" w:before="0"/>
+            </w:pPr>
+            <w:r>
+              <w:rPr>
+                <w:color w:val="BBBBBB"/>
+                <w:sz w:val="18"/>
+                <w:szCs w:val="18"/>
+              </w:rPr>
+              <w:t xml:space="preserve">____________________________</w:t>
+            </w:r>
+          </w:p>
+        </w:tc>
+        <w:tc>
+          <w:tcPr>
+            <w:tcW w:type="dxa" w:w="2200"/>
+            <w:tcMar>
+              <w:top w:type="dxa" w:w="60"/>
+              <w:left w:type="dxa" w:w="100"/>
+              <w:bottom w:type="dxa" w:w="60"/>
+              <w:right w:type="dxa" w:w="100"/>
+            </w:tcMar>
+            <w:vAlign w:val="top"/>
+          </w:tcPr>
+          <w:p>
+            <w:pPr>
+              <w:spacing w:after="0" w:before="0"/>
+            </w:pPr>
+            <w:r>
+              <w:rPr>
+                <w:i/>
+                <w:iCs/>
+                <w:color w:val="5E6E7E"/>
+                <w:sz w:val="18"/>
+                <w:szCs w:val="18"/>
+              </w:rPr>
+              <w:t xml:space="preserve">V = Bh = l × w × h</w:t>
+            </w:r>
+          </w:p>
+        </w:tc>
+      </w:tr>
+      <w:tr>
+        <w:trPr>
+          <w:cantSplit/>
+        </w:trPr>
+        <w:tc>
+          <w:tcPr>
+            <w:tcW w:type="dxa" w:w="1800"/>
+            <w:tcMar>
+              <w:top w:type="dxa" w:w="60"/>
+              <w:left w:type="dxa" w:w="100"/>
+              <w:bottom w:type="dxa" w:w="60"/>
+              <w:right w:type="dxa" w:w="100"/>
+            </w:tcMar>
+            <w:vAlign w:val="top"/>
+          </w:tcPr>
+          <w:p>
+            <w:pPr>
+              <w:spacing w:after="20" w:before="0"/>
+            </w:pPr>
+            <w:r>
+              <w:rPr>
+                <w:b/>
+                <w:bCs/>
+                <w:color w:val="0F2B3C"/>
+                <w:sz w:val="20"/>
+                <w:szCs w:val="20"/>
+              </w:rPr>
+              <w:t xml:space="preserve">Volume</w:t>
+            </w:r>
+          </w:p>
+          <w:p>
+            <w:pPr>
+              <w:spacing w:after="0" w:before="0"/>
+            </w:pPr>
+            <w:r>
+              <w:rPr>
+                <w:i/>
+                <w:iCs/>
+                <w:color w:val="5E6E7E"/>
+                <w:sz w:val="18"/>
+                <w:szCs w:val="18"/>
+              </w:rPr>
+              <w:t xml:space="preserve">Volumen</w:t>
+            </w:r>
+          </w:p>
+        </w:tc>
+        <w:tc>
+          <w:tcPr>
+            <w:tcW w:type="dxa" w:w="3160"/>
+            <w:tcMar>
+              <w:top w:type="dxa" w:w="60"/>
+              <w:left w:type="dxa" w:w="100"/>
+              <w:bottom w:type="dxa" w:w="60"/>
+              <w:right w:type="dxa" w:w="100"/>
+            </w:tcMar>
+            <w:vAlign w:val="top"/>
+          </w:tcPr>
+          <w:p>
+            <w:pPr>
+              <w:spacing w:after="0" w:before="0"/>
+            </w:pPr>
+            <w:r>
+              <w:rPr>
+                <w:sz w:val="19"/>
+                <w:szCs w:val="19"/>
+              </w:rPr>
+              <w:t xml:space="preserve">How much space is inside a solid shape.</w:t>
+            </w:r>
+          </w:p>
+        </w:tc>
+        <w:tc>
+          <w:tcPr>
+            <w:tcW w:type="dxa" w:w="2200"/>
+            <w:tcMar>
+              <w:top w:type="dxa" w:w="60"/>
+              <w:left w:type="dxa" w:w="100"/>
+              <w:bottom w:type="dxa" w:w="60"/>
+              <w:right w:type="dxa" w:w="100"/>
+            </w:tcMar>
+            <w:vAlign w:val="top"/>
+          </w:tcPr>
+          <w:p>
+            <w:pPr>
+              <w:spacing w:after="30" w:before="0"/>
+            </w:pPr>
+            <w:r>
+              <w:rPr>
+                <w:i/>
+                <w:iCs/>
+                <w:color w:val="5E6E7E"/>
+                <w:sz w:val="18"/>
+                <w:szCs w:val="18"/>
+              </w:rPr>
+              <w:t xml:space="preserve">Not Volume: write a counter-example that does not fit the rule.</w:t>
+            </w:r>
+          </w:p>
+          <w:p>
+            <w:pPr>
+              <w:spacing w:after="50" w:before="0"/>
+            </w:pPr>
+            <w:r>
+              <w:rPr>
+                <w:color w:val="BBBBBB"/>
+                <w:sz w:val="18"/>
+                <w:szCs w:val="18"/>
+              </w:rPr>
+              <w:t xml:space="preserve">____________________________</w:t>
+            </w:r>
+          </w:p>
+        </w:tc>
+        <w:tc>
+          <w:tcPr>
+            <w:tcW w:type="dxa" w:w="2200"/>
+            <w:tcMar>
+              <w:top w:type="dxa" w:w="60"/>
+              <w:left w:type="dxa" w:w="100"/>
+              <w:bottom w:type="dxa" w:w="60"/>
+              <w:right w:type="dxa" w:w="100"/>
+            </w:tcMar>
+            <w:vAlign w:val="top"/>
+          </w:tcPr>
+          <w:p>
+            <w:pPr>
+              <w:spacing w:after="0" w:before="0"/>
+            </w:pPr>
+            <w:r>
+              <w:rPr>
+                <w:i/>
+                <w:iCs/>
+                <w:color w:val="5E6E7E"/>
+                <w:sz w:val="18"/>
+                <w:szCs w:val="18"/>
+              </w:rPr>
+              <w:t xml:space="preserve">A box 2 × 1.5 × 1 = 3 ft³ — it holds 3 cubic feet of stuff</w:t>
+            </w:r>
+          </w:p>
+        </w:tc>
+      </w:tr>
+      <w:tr>
+        <w:trPr>
+          <w:cantSplit/>
+        </w:trPr>
+        <w:tc>
+          <w:tcPr>
+            <w:tcW w:type="dxa" w:w="1800"/>
+            <w:tcMar>
+              <w:top w:type="dxa" w:w="60"/>
+              <w:left w:type="dxa" w:w="100"/>
+              <w:bottom w:type="dxa" w:w="60"/>
+              <w:right w:type="dxa" w:w="100"/>
+            </w:tcMar>
+            <w:vAlign w:val="top"/>
+          </w:tcPr>
+          <w:p>
+            <w:pPr>
+              <w:spacing w:after="20" w:before="0"/>
+            </w:pPr>
+            <w:r>
+              <w:rPr>
+                <w:b/>
+                <w:bCs/>
+                <w:color w:val="0F2B3C"/>
+                <w:sz w:val="20"/>
+                <w:szCs w:val="20"/>
+              </w:rPr>
+              <w:t xml:space="preserve">Rectangular prism</w:t>
+            </w:r>
+          </w:p>
+          <w:p>
+            <w:pPr>
+              <w:spacing w:after="0" w:before="0"/>
+            </w:pPr>
+            <w:r>
+              <w:rPr>
+                <w:i/>
+                <w:iCs/>
+                <w:color w:val="5E6E7E"/>
+                <w:sz w:val="18"/>
+                <w:szCs w:val="18"/>
+              </w:rPr>
+              <w:t xml:space="preserve">Prisma rectangular</w:t>
+            </w:r>
+          </w:p>
+        </w:tc>
+        <w:tc>
+          <w:tcPr>
+            <w:tcW w:type="dxa" w:w="3160"/>
+            <w:tcMar>
+              <w:top w:type="dxa" w:w="60"/>
+              <w:left w:type="dxa" w:w="100"/>
+              <w:bottom w:type="dxa" w:w="60"/>
+              <w:right w:type="dxa" w:w="100"/>
+            </w:tcMar>
+            <w:vAlign w:val="top"/>
+          </w:tcPr>
+          <w:p>
+            <w:pPr>
+              <w:spacing w:after="0" w:before="0"/>
+            </w:pPr>
+            <w:r>
+              <w:rPr>
+                <w:sz w:val="19"/>
+                <w:szCs w:val="19"/>
+              </w:rPr>
+              <w:t xml:space="preserve">A solid box shape with six flat rectangle sides.</w:t>
+            </w:r>
+          </w:p>
+        </w:tc>
+        <w:tc>
+          <w:tcPr>
+            <w:tcW w:type="dxa" w:w="2200"/>
+            <w:tcMar>
+              <w:top w:type="dxa" w:w="60"/>
+              <w:left w:type="dxa" w:w="100"/>
+              <w:bottom w:type="dxa" w:w="60"/>
+              <w:right w:type="dxa" w:w="100"/>
+            </w:tcMar>
+            <w:vAlign w:val="top"/>
+          </w:tcPr>
+          <w:p>
+            <w:pPr>
+              <w:spacing w:after="30" w:before="0"/>
+            </w:pPr>
+            <w:r>
+              <w:rPr>
+                <w:i/>
+                <w:iCs/>
+                <w:color w:val="5E6E7E"/>
+                <w:sz w:val="18"/>
+                <w:szCs w:val="18"/>
+              </w:rPr>
+              <w:t xml:space="preserve">Not Rectangular prism: write a counter-example that does not fit the rule.</w:t>
+            </w:r>
+          </w:p>
+          <w:p>
+            <w:pPr>
+              <w:spacing w:after="50" w:before="0"/>
+            </w:pPr>
+            <w:r>
+              <w:rPr>
+                <w:color w:val="BBBBBB"/>
+                <w:sz w:val="18"/>
+                <w:szCs w:val="18"/>
+              </w:rPr>
+              <w:t xml:space="preserve">____________________________</w:t>
+            </w:r>
+          </w:p>
+        </w:tc>
+        <w:tc>
+          <w:tcPr>
+            <w:tcW w:type="dxa" w:w="2200"/>
+            <w:tcMar>
+              <w:top w:type="dxa" w:w="60"/>
+              <w:left w:type="dxa" w:w="100"/>
+              <w:bottom w:type="dxa" w:w="60"/>
+              <w:right w:type="dxa" w:w="100"/>
+            </w:tcMar>
+            <w:vAlign w:val="top"/>
+          </w:tcPr>
+          <w:p>
+            <w:pPr>
+              <w:spacing w:after="0" w:before="0"/>
+            </w:pPr>
+            <w:r>
+              <w:rPr>
+                <w:i/>
+                <w:iCs/>
+                <w:color w:val="5E6E7E"/>
+                <w:sz w:val="18"/>
+                <w:szCs w:val="18"/>
+              </w:rPr>
+              <w:t xml:space="preserve">A tissue box, a fish tank, a brick — all rectangular prisms</w:t>
+            </w:r>
+          </w:p>
+        </w:tc>
+      </w:tr>
+      <w:tr>
+        <w:trPr>
+          <w:cantSplit/>
+        </w:trPr>
+        <w:tc>
+          <w:tcPr>
+            <w:tcW w:type="dxa" w:w="1800"/>
+            <w:tcMar>
+              <w:top w:type="dxa" w:w="60"/>
+              <w:left w:type="dxa" w:w="100"/>
+              <w:bottom w:type="dxa" w:w="60"/>
+              <w:right w:type="dxa" w:w="100"/>
+            </w:tcMar>
+            <w:vAlign w:val="top"/>
+          </w:tcPr>
+          <w:p>
+            <w:pPr>
+              <w:spacing w:after="20" w:before="0"/>
+            </w:pPr>
+            <w:r>
+              <w:rPr>
+                <w:b/>
+                <w:bCs/>
+                <w:color w:val="0F2B3C"/>
+                <w:sz w:val="20"/>
+                <w:szCs w:val="20"/>
+              </w:rPr>
+              <w:t xml:space="preserve">Cubic units</w:t>
+            </w:r>
+          </w:p>
+          <w:p>
+            <w:pPr>
+              <w:spacing w:after="0" w:before="0"/>
+            </w:pPr>
+            <w:r>
+              <w:rPr>
+                <w:i/>
+                <w:iCs/>
+                <w:color w:val="5E6E7E"/>
+                <w:sz w:val="18"/>
+                <w:szCs w:val="18"/>
+              </w:rPr>
+              <w:t xml:space="preserve">Unidades cúbicas</w:t>
+            </w:r>
+          </w:p>
+        </w:tc>
+        <w:tc>
+          <w:tcPr>
+            <w:tcW w:type="dxa" w:w="3160"/>
+            <w:tcMar>
+              <w:top w:type="dxa" w:w="60"/>
+              <w:left w:type="dxa" w:w="100"/>
+              <w:bottom w:type="dxa" w:w="60"/>
+              <w:right w:type="dxa" w:w="100"/>
+            </w:tcMar>
+            <w:vAlign w:val="top"/>
+          </w:tcPr>
+          <w:p>
+            <w:pPr>
+              <w:spacing w:after="0" w:before="0"/>
+            </w:pPr>
+            <w:r>
+              <w:rPr>
+                <w:sz w:val="19"/>
+                <w:szCs w:val="19"/>
+              </w:rPr>
+              <w:t xml:space="preserve">The units used to measure space inside, like cubic inches.</w:t>
+            </w:r>
+          </w:p>
+        </w:tc>
+        <w:tc>
+          <w:tcPr>
+            <w:tcW w:type="dxa" w:w="2200"/>
+            <w:tcMar>
+              <w:top w:type="dxa" w:w="60"/>
+              <w:left w:type="dxa" w:w="100"/>
+              <w:bottom w:type="dxa" w:w="60"/>
+              <w:right w:type="dxa" w:w="100"/>
+            </w:tcMar>
+            <w:vAlign w:val="top"/>
+          </w:tcPr>
+          <w:p>
+            <w:pPr>
+              <w:spacing w:after="30" w:before="0"/>
+            </w:pPr>
+            <w:r>
+              <w:rPr>
+                <w:i/>
+                <w:iCs/>
+                <w:color w:val="5E6E7E"/>
+                <w:sz w:val="18"/>
+                <w:szCs w:val="18"/>
+              </w:rPr>
+              <w:t xml:space="preserve">Not Cubic units: write a counter-example that does not fit the rule.</w:t>
+            </w:r>
+          </w:p>
+          <w:p>
+            <w:pPr>
+              <w:spacing w:after="50" w:before="0"/>
+            </w:pPr>
+            <w:r>
+              <w:rPr>
+                <w:color w:val="BBBBBB"/>
+                <w:sz w:val="18"/>
+                <w:szCs w:val="18"/>
+              </w:rPr>
+              <w:t xml:space="preserve">____________________________</w:t>
+            </w:r>
+          </w:p>
+        </w:tc>
+        <w:tc>
+          <w:tcPr>
+            <w:tcW w:type="dxa" w:w="2200"/>
+            <w:tcMar>
+              <w:top w:type="dxa" w:w="60"/>
+              <w:left w:type="dxa" w:w="100"/>
+              <w:bottom w:type="dxa" w:w="60"/>
+              <w:right w:type="dxa" w:w="100"/>
+            </w:tcMar>
+            <w:vAlign w:val="top"/>
+          </w:tcPr>
+          <w:p>
+            <w:pPr>
+              <w:spacing w:after="0" w:before="0"/>
+            </w:pPr>
+            <w:r>
+              <w:rPr>
+                <w:i/>
+                <w:iCs/>
+                <w:color w:val="5E6E7E"/>
+                <w:sz w:val="18"/>
+                <w:szCs w:val="18"/>
+              </w:rPr>
+              <w:t xml:space="preserve">1 ft³ = a cube that is 1 foot on every edge</w:t>
+            </w:r>
+          </w:p>
+        </w:tc>
+      </w:tr>
+      <w:tr>
+        <w:trPr>
+          <w:cantSplit/>
+        </w:trPr>
+        <w:tc>
+          <w:tcPr>
+            <w:tcW w:type="dxa" w:w="1800"/>
+            <w:tcMar>
+              <w:top w:type="dxa" w:w="60"/>
+              <w:left w:type="dxa" w:w="100"/>
+              <w:bottom w:type="dxa" w:w="60"/>
+              <w:right w:type="dxa" w:w="100"/>
+            </w:tcMar>
+            <w:vAlign w:val="top"/>
+          </w:tcPr>
+          <w:p>
+            <w:pPr>
+              <w:spacing w:after="20" w:before="0"/>
+            </w:pPr>
+            <w:r>
+              <w:rPr>
+                <w:b/>
+                <w:bCs/>
+                <w:color w:val="0F2B3C"/>
+                <w:sz w:val="20"/>
+                <w:szCs w:val="20"/>
+              </w:rPr>
+              <w:t xml:space="preserve">Dimensions</w:t>
+            </w:r>
+          </w:p>
+          <w:p>
+            <w:pPr>
+              <w:spacing w:after="0" w:before="0"/>
+            </w:pPr>
+            <w:r>
+              <w:rPr>
+                <w:i/>
+                <w:iCs/>
+                <w:color w:val="5E6E7E"/>
+                <w:sz w:val="18"/>
+                <w:szCs w:val="18"/>
+              </w:rPr>
+              <w:t xml:space="preserve">Dimensiones</w:t>
+            </w:r>
+          </w:p>
+        </w:tc>
+        <w:tc>
+          <w:tcPr>
+            <w:tcW w:type="dxa" w:w="3160"/>
+            <w:tcMar>
+              <w:top w:type="dxa" w:w="60"/>
+              <w:left w:type="dxa" w:w="100"/>
+              <w:bottom w:type="dxa" w:w="60"/>
+              <w:right w:type="dxa" w:w="100"/>
+            </w:tcMar>
+            <w:vAlign w:val="top"/>
+          </w:tcPr>
+          <w:p>
+            <w:pPr>
+              <w:spacing w:after="0" w:before="0"/>
+            </w:pPr>
+            <w:r>
+              <w:rPr>
+                <w:sz w:val="19"/>
+                <w:szCs w:val="19"/>
+              </w:rPr>
+              <w:t xml:space="preserve">How long, how wide, and how tall a shape is.</w:t>
+            </w:r>
+          </w:p>
+        </w:tc>
+        <w:tc>
+          <w:tcPr>
+            <w:tcW w:type="dxa" w:w="2200"/>
+            <w:tcMar>
+              <w:top w:type="dxa" w:w="60"/>
+              <w:left w:type="dxa" w:w="100"/>
+              <w:bottom w:type="dxa" w:w="60"/>
+              <w:right w:type="dxa" w:w="100"/>
+            </w:tcMar>
+            <w:vAlign w:val="top"/>
+          </w:tcPr>
+          <w:p>
+            <w:pPr>
+              <w:spacing w:after="30" w:before="0"/>
+            </w:pPr>
+            <w:r>
+              <w:rPr>
+                <w:i/>
+                <w:iCs/>
+                <w:color w:val="5E6E7E"/>
+                <w:sz w:val="18"/>
+                <w:szCs w:val="18"/>
+              </w:rPr>
+              <w:t xml:space="preserve">Not Dimensions: write a counter-example that does not fit the rule.</w:t>
+            </w:r>
+          </w:p>
+          <w:p>
+            <w:pPr>
+              <w:spacing w:after="50" w:before="0"/>
+            </w:pPr>
+            <w:r>
+              <w:rPr>
+                <w:color w:val="BBBBBB"/>
+                <w:sz w:val="18"/>
+                <w:szCs w:val="18"/>
+              </w:rPr>
+              <w:t xml:space="preserve">____________________________</w:t>
+            </w:r>
+          </w:p>
+        </w:tc>
+        <w:tc>
+          <w:tcPr>
+            <w:tcW w:type="dxa" w:w="2200"/>
+            <w:tcMar>
+              <w:top w:type="dxa" w:w="60"/>
+              <w:left w:type="dxa" w:w="100"/>
+              <w:bottom w:type="dxa" w:w="60"/>
+              <w:right w:type="dxa" w:w="100"/>
+            </w:tcMar>
+            <w:vAlign w:val="top"/>
+          </w:tcPr>
+          <w:p>
+            <w:pPr>
+              <w:spacing w:after="0" w:before="0"/>
+            </w:pPr>
+            <w:r>
+              <w:rPr>
+                <w:i/>
+                <w:iCs/>
+                <w:color w:val="5E6E7E"/>
+                <w:sz w:val="18"/>
+                <w:szCs w:val="18"/>
+              </w:rPr>
+              <w:t xml:space="preserve">A box with dimensions 4 × 3 × 2 means l = 4, w = 3, h = 2</w:t>
+            </w:r>
+          </w:p>
+        </w:tc>
+      </w:tr>
+      <w:tr>
+        <w:trPr>
+          <w:cantSplit/>
+        </w:trPr>
+        <w:tc>
+          <w:tcPr>
+            <w:tcW w:type="dxa" w:w="1800"/>
+            <w:tcMar>
+              <w:top w:type="dxa" w:w="60"/>
+              <w:left w:type="dxa" w:w="100"/>
+              <w:bottom w:type="dxa" w:w="60"/>
+              <w:right w:type="dxa" w:w="100"/>
+            </w:tcMar>
+            <w:vAlign w:val="top"/>
+          </w:tcPr>
+          <w:p>
+            <w:pPr>
+              <w:spacing w:after="20" w:before="0"/>
+            </w:pPr>
+            <w:r>
+              <w:rPr>
+                <w:b/>
+                <w:bCs/>
+                <w:color w:val="0F2B3C"/>
+                <w:sz w:val="20"/>
+                <w:szCs w:val="20"/>
+              </w:rPr>
+              <w:t xml:space="preserve">Base area</w:t>
+            </w:r>
+          </w:p>
+          <w:p>
+            <w:pPr>
+              <w:spacing w:after="0" w:before="0"/>
+            </w:pPr>
+            <w:r>
+              <w:rPr>
+                <w:i/>
+                <w:iCs/>
+                <w:color w:val="5E6E7E"/>
+                <w:sz w:val="18"/>
+                <w:szCs w:val="18"/>
+              </w:rPr>
+              <w:t xml:space="preserve">Área de la base</w:t>
+            </w:r>
+          </w:p>
+        </w:tc>
+        <w:tc>
+          <w:tcPr>
+            <w:tcW w:type="dxa" w:w="3160"/>
+            <w:tcMar>
+              <w:top w:type="dxa" w:w="60"/>
+              <w:left w:type="dxa" w:w="100"/>
+              <w:bottom w:type="dxa" w:w="60"/>
+              <w:right w:type="dxa" w:w="100"/>
+            </w:tcMar>
+            <w:vAlign w:val="top"/>
+          </w:tcPr>
+          <w:p>
+            <w:pPr>
+              <w:spacing w:after="0" w:before="0"/>
+            </w:pPr>
+            <w:r>
+              <w:rPr>
+                <w:sz w:val="19"/>
+                <w:szCs w:val="19"/>
+              </w:rPr>
+              <w:t xml:space="preserve">The area of the bottom of a solid. Volume = base area × height.</w:t>
+            </w:r>
+          </w:p>
+        </w:tc>
+        <w:tc>
+          <w:tcPr>
+            <w:tcW w:type="dxa" w:w="2200"/>
+            <w:tcMar>
+              <w:top w:type="dxa" w:w="60"/>
+              <w:left w:type="dxa" w:w="100"/>
+              <w:bottom w:type="dxa" w:w="60"/>
+              <w:right w:type="dxa" w:w="100"/>
+            </w:tcMar>
+            <w:vAlign w:val="top"/>
+          </w:tcPr>
+          <w:p>
+            <w:pPr>
+              <w:spacing w:after="30" w:before="0"/>
+            </w:pPr>
+            <w:r>
+              <w:rPr>
+                <w:i/>
+                <w:iCs/>
+                <w:color w:val="5E6E7E"/>
+                <w:sz w:val="18"/>
+                <w:szCs w:val="18"/>
+              </w:rPr>
+              <w:t xml:space="preserve">Not Base area: write a counter-example that does not fit the rule.</w:t>
+            </w:r>
+          </w:p>
+          <w:p>
+            <w:pPr>
+              <w:spacing w:after="50" w:before="0"/>
+            </w:pPr>
+            <w:r>
+              <w:rPr>
+                <w:color w:val="BBBBBB"/>
+                <w:sz w:val="18"/>
+                <w:szCs w:val="18"/>
+              </w:rPr>
+              <w:t xml:space="preserve">____________________________</w:t>
+            </w:r>
+          </w:p>
+        </w:tc>
+        <w:tc>
+          <w:tcPr>
+            <w:tcW w:type="dxa" w:w="2200"/>
+            <w:tcMar>
+              <w:top w:type="dxa" w:w="60"/>
+              <w:left w:type="dxa" w:w="100"/>
+              <w:bottom w:type="dxa" w:w="60"/>
+              <w:right w:type="dxa" w:w="100"/>
+            </w:tcMar>
+            <w:vAlign w:val="top"/>
+          </w:tcPr>
+          <w:p>
+            <w:pPr>
+              <w:spacing w:after="0" w:before="0"/>
+            </w:pPr>
+            <w:r>
+              <w:rPr>
+                <w:i/>
+                <w:iCs/>
+                <w:color w:val="5E6E7E"/>
+                <w:sz w:val="18"/>
+                <w:szCs w:val="18"/>
+              </w:rPr>
+              <w:t xml:space="preserve">If the base is 6 × 4 = 24 cm² and h = 3, then V = 24 × 3 = 72 cm³</w:t>
+            </w:r>
+          </w:p>
+        </w:tc>
+      </w:tr>
+    </w:tbl>
+    <w:p>
+      <w:pPr>
+        <w:spacing w:after="120" w:before="140"/>
       </w:pPr>
       <w:r>
         <w:rPr>
@@ -127,73 +1103,922 @@
         <w:t xml:space="preserve">Multiply three whole numbers first, then meet a decimal.</w:t>
       </w:r>
     </w:p>
-    <w:p>
-      <w:pPr>
-        <w:spacing w:after="40" w:before="0"/>
-      </w:pPr>
-      <w:r>
-        <w:rPr>
-          <w:sz w:val="22"/>
-          <w:szCs w:val="22"/>
-        </w:rPr>
-        <w:t xml:space="preserve">1.  2 × 2 = ___</w:t>
-      </w:r>
-    </w:p>
-    <w:p>
-      <w:pPr>
-        <w:spacing w:after="80" w:before="0"/>
-      </w:pPr>
-      <w:r>
-        <w:rPr>
-          <w:color w:val="BBBBBB"/>
-        </w:rPr>
-        <w:t xml:space="preserve">____________________________________________________</w:t>
-      </w:r>
-    </w:p>
-    <w:p>
-      <w:pPr>
-        <w:spacing w:after="40" w:before="0"/>
-      </w:pPr>
-      <w:r>
-        <w:rPr>
-          <w:sz w:val="22"/>
-          <w:szCs w:val="22"/>
-        </w:rPr>
-        <w:t xml:space="preserve">2.  Now 4 × 5 = ___</w:t>
-      </w:r>
-    </w:p>
-    <w:p>
-      <w:pPr>
-        <w:spacing w:after="80" w:before="0"/>
-      </w:pPr>
-      <w:r>
-        <w:rPr>
-          <w:color w:val="BBBBBB"/>
-        </w:rPr>
-        <w:t xml:space="preserve">____________________________________________________</w:t>
-      </w:r>
-    </w:p>
-    <w:p>
-      <w:pPr>
-        <w:spacing w:after="40" w:before="0"/>
-      </w:pPr>
-      <w:r>
-        <w:rPr>
-          <w:sz w:val="22"/>
-          <w:szCs w:val="22"/>
-        </w:rPr>
-        <w:t xml:space="preserve">3.  So 2 × 2 × 5 = ___</w:t>
-      </w:r>
-    </w:p>
-    <w:p>
-      <w:pPr>
-        <w:spacing w:after="80" w:before="0"/>
-      </w:pPr>
-      <w:r>
-        <w:rPr>
-          <w:color w:val="BBBBBB"/>
-        </w:rPr>
-        <w:t xml:space="preserve">____________________________________________________</w:t>
+    <w:tbl>
+      <w:tblPr>
+        <w:tblW w:type="dxa" w:w="9360"/>
+        <w:tblBorders>
+          <w:top w:val="single" w:color="C7D2DD" w:sz="6"/>
+          <w:left w:val="single" w:color="C7D2DD" w:sz="6"/>
+          <w:bottom w:val="single" w:color="C7D2DD" w:sz="6"/>
+          <w:right w:val="single" w:color="C7D2DD" w:sz="6"/>
+          <w:insideH w:val="single" w:color="C7D2DD" w:sz="6"/>
+          <w:insideV w:val="single" w:color="C7D2DD" w:sz="6"/>
+        </w:tblBorders>
+      </w:tblPr>
+      <w:tblGrid>
+        <w:gridCol w:w="2800"/>
+        <w:gridCol w:w="3560"/>
+        <w:gridCol w:w="3000"/>
+      </w:tblGrid>
+      <w:tr>
+        <w:trPr>
+          <w:cantSplit/>
+          <w:tblHeader/>
+        </w:trPr>
+        <w:tc>
+          <w:tcPr>
+            <w:tcW w:type="dxa" w:w="2800"/>
+            <w:shd w:fill="EEF4F8" w:color="auto" w:val="clear"/>
+            <w:tcMar>
+              <w:top w:type="dxa" w:w="60"/>
+              <w:left w:type="dxa" w:w="100"/>
+              <w:bottom w:type="dxa" w:w="60"/>
+              <w:right w:type="dxa" w:w="100"/>
+            </w:tcMar>
+          </w:tcPr>
+          <w:p>
+            <w:pPr>
+              <w:spacing w:after="0" w:before="0"/>
+            </w:pPr>
+            <w:r>
+              <w:rPr>
+                <w:b/>
+                <w:bCs/>
+                <w:color w:val="0F2B3C"/>
+                <w:sz w:val="16"/>
+                <w:szCs w:val="16"/>
+              </w:rPr>
+              <w:t xml:space="preserve">CORE PROBLEM / GIVEN REPRESENTATION</w:t>
+            </w:r>
+          </w:p>
+        </w:tc>
+        <w:tc>
+          <w:tcPr>
+            <w:tcW w:type="dxa" w:w="3560"/>
+            <w:shd w:fill="EEF4F8" w:color="auto" w:val="clear"/>
+            <w:tcMar>
+              <w:top w:type="dxa" w:w="60"/>
+              <w:left w:type="dxa" w:w="100"/>
+              <w:bottom w:type="dxa" w:w="60"/>
+              <w:right w:type="dxa" w:w="100"/>
+            </w:tcMar>
+          </w:tcPr>
+          <w:p>
+            <w:pPr>
+              <w:spacing w:after="0" w:before="0"/>
+            </w:pPr>
+            <w:r>
+              <w:rPr>
+                <w:b/>
+                <w:bCs/>
+                <w:color w:val="0F2B3C"/>
+                <w:sz w:val="16"/>
+                <w:szCs w:val="16"/>
+              </w:rPr>
+              <w:t xml:space="preserve">WORKING SPACE / CALCULATION STEPS</w:t>
+            </w:r>
+          </w:p>
+        </w:tc>
+        <w:tc>
+          <w:tcPr>
+            <w:tcW w:type="dxa" w:w="3000"/>
+            <w:shd w:fill="FBF3E2" w:color="auto" w:val="clear"/>
+            <w:tcMar>
+              <w:top w:type="dxa" w:w="60"/>
+              <w:left w:type="dxa" w:w="100"/>
+              <w:bottom w:type="dxa" w:w="60"/>
+              <w:right w:type="dxa" w:w="100"/>
+            </w:tcMar>
+          </w:tcPr>
+          <w:p>
+            <w:pPr>
+              <w:spacing w:after="0" w:before="0"/>
+            </w:pPr>
+            <w:r>
+              <w:rPr>
+                <w:b/>
+                <w:bCs/>
+                <w:color w:val="7A5400"/>
+                <w:sz w:val="16"/>
+                <w:szCs w:val="16"/>
+              </w:rPr>
+              <w:t xml:space="preserve">EXPLAIN YOUR REASONING</w:t>
+            </w:r>
+          </w:p>
+        </w:tc>
+      </w:tr>
+      <w:tr>
+        <w:trPr>
+          <w:cantSplit/>
+        </w:trPr>
+        <w:tc>
+          <w:tcPr>
+            <w:tcW w:type="dxa" w:w="2800"/>
+            <w:tcMar>
+              <w:top w:type="dxa" w:w="80"/>
+              <w:left w:type="dxa" w:w="100"/>
+              <w:bottom w:type="dxa" w:w="80"/>
+              <w:right w:type="dxa" w:w="100"/>
+            </w:tcMar>
+            <w:vAlign w:val="top"/>
+          </w:tcPr>
+          <w:p>
+            <w:pPr>
+              <w:spacing w:after="40" w:before="0"/>
+            </w:pPr>
+            <w:r>
+              <w:rPr>
+                <w:b/>
+                <w:bCs/>
+                <w:color w:val="0F2B3C"/>
+                <w:sz w:val="20"/>
+                <w:szCs w:val="20"/>
+              </w:rPr>
+              <w:t xml:space="preserve">1.  2 × 2 = ___</w:t>
+            </w:r>
+          </w:p>
+        </w:tc>
+        <w:tc>
+          <w:tcPr>
+            <w:tcW w:type="dxa" w:w="3560"/>
+            <w:tcMar>
+              <w:top w:type="dxa" w:w="80"/>
+              <w:left w:type="dxa" w:w="100"/>
+              <w:bottom w:type="dxa" w:w="80"/>
+              <w:right w:type="dxa" w:w="100"/>
+            </w:tcMar>
+            <w:vAlign w:val="top"/>
+          </w:tcPr>
+          <w:p>
+            <w:pPr>
+              <w:spacing w:after="50" w:before="0"/>
+            </w:pPr>
+            <w:r>
+              <w:rPr>
+                <w:color w:val="BBBBBB"/>
+                <w:sz w:val="18"/>
+                <w:szCs w:val="18"/>
+              </w:rPr>
+              <w:t xml:space="preserve">____________________________</w:t>
+            </w:r>
+          </w:p>
+          <w:p>
+            <w:pPr>
+              <w:spacing w:after="50" w:before="0"/>
+            </w:pPr>
+            <w:r>
+              <w:rPr>
+                <w:color w:val="BBBBBB"/>
+                <w:sz w:val="18"/>
+                <w:szCs w:val="18"/>
+              </w:rPr>
+              <w:t xml:space="preserve">____________________________</w:t>
+            </w:r>
+          </w:p>
+          <w:p>
+            <w:pPr>
+              <w:spacing w:after="50" w:before="0"/>
+            </w:pPr>
+            <w:r>
+              <w:rPr>
+                <w:color w:val="BBBBBB"/>
+                <w:sz w:val="18"/>
+                <w:szCs w:val="18"/>
+              </w:rPr>
+              <w:t xml:space="preserve">____________________________</w:t>
+            </w:r>
+          </w:p>
+          <w:p>
+            <w:pPr>
+              <w:spacing w:after="50" w:before="0"/>
+            </w:pPr>
+            <w:r>
+              <w:rPr>
+                <w:color w:val="BBBBBB"/>
+                <w:sz w:val="18"/>
+                <w:szCs w:val="18"/>
+              </w:rPr>
+              <w:t xml:space="preserve">____________________________</w:t>
+            </w:r>
+          </w:p>
+        </w:tc>
+        <w:tc>
+          <w:tcPr>
+            <w:tcW w:type="dxa" w:w="3000"/>
+            <w:shd w:fill="FBF3E2" w:color="auto" w:val="clear"/>
+            <w:tcMar>
+              <w:top w:type="dxa" w:w="80"/>
+              <w:left w:type="dxa" w:w="100"/>
+              <w:bottom w:type="dxa" w:w="80"/>
+              <w:right w:type="dxa" w:w="100"/>
+            </w:tcMar>
+            <w:vAlign w:val="top"/>
+          </w:tcPr>
+          <w:p>
+            <w:pPr>
+              <w:spacing w:after="30" w:before="0"/>
+            </w:pPr>
+            <w:r>
+              <w:rPr>
+                <w:b/>
+                <w:bCs/>
+                <w:color w:val="0F2B3C"/>
+                <w:sz w:val="18"/>
+                <w:szCs w:val="18"/>
+              </w:rPr>
+              <w:t xml:space="preserve">Because... ________________</w:t>
+            </w:r>
+          </w:p>
+          <w:p>
+            <w:pPr>
+              <w:spacing w:after="50" w:before="0"/>
+            </w:pPr>
+            <w:r>
+              <w:rPr>
+                <w:color w:val="BBBBBB"/>
+                <w:sz w:val="18"/>
+                <w:szCs w:val="18"/>
+              </w:rPr>
+              <w:t xml:space="preserve">____________________________</w:t>
+            </w:r>
+          </w:p>
+          <w:p>
+            <w:pPr>
+              <w:spacing w:after="30" w:before="40"/>
+            </w:pPr>
+            <w:r>
+              <w:rPr>
+                <w:b/>
+                <w:bCs/>
+                <w:color w:val="1A6FB5"/>
+                <w:sz w:val="18"/>
+                <w:szCs w:val="18"/>
+              </w:rPr>
+              <w:t xml:space="preserve">Although... _______________</w:t>
+            </w:r>
+          </w:p>
+          <w:p>
+            <w:pPr>
+              <w:spacing w:after="50" w:before="0"/>
+            </w:pPr>
+            <w:r>
+              <w:rPr>
+                <w:color w:val="BBBBBB"/>
+                <w:sz w:val="18"/>
+                <w:szCs w:val="18"/>
+              </w:rPr>
+              <w:t xml:space="preserve">____________________________</w:t>
+            </w:r>
+          </w:p>
+          <w:p>
+            <w:pPr>
+              <w:spacing w:after="30" w:before="40"/>
+            </w:pPr>
+            <w:r>
+              <w:rPr>
+                <w:b/>
+                <w:bCs/>
+                <w:color w:val="7A5400"/>
+                <w:sz w:val="18"/>
+                <w:szCs w:val="18"/>
+              </w:rPr>
+              <w:t xml:space="preserve">Therefore... ______________</w:t>
+            </w:r>
+          </w:p>
+          <w:p>
+            <w:pPr>
+              <w:spacing w:after="50" w:before="0"/>
+            </w:pPr>
+            <w:r>
+              <w:rPr>
+                <w:color w:val="BBBBBB"/>
+                <w:sz w:val="18"/>
+                <w:szCs w:val="18"/>
+              </w:rPr>
+              <w:t xml:space="preserve">____________________________</w:t>
+            </w:r>
+          </w:p>
+        </w:tc>
+      </w:tr>
+    </w:tbl>
+    <w:p>
+      <w:pPr>
+        <w:spacing w:after="60" w:before="0"/>
+      </w:pPr>
+      <w:r>
+        <w:t xml:space="preserve"/>
+      </w:r>
+    </w:p>
+    <w:tbl>
+      <w:tblPr>
+        <w:tblW w:type="dxa" w:w="9360"/>
+        <w:tblBorders>
+          <w:top w:val="single" w:color="C7D2DD" w:sz="6"/>
+          <w:left w:val="single" w:color="C7D2DD" w:sz="6"/>
+          <w:bottom w:val="single" w:color="C7D2DD" w:sz="6"/>
+          <w:right w:val="single" w:color="C7D2DD" w:sz="6"/>
+          <w:insideH w:val="single" w:color="C7D2DD" w:sz="6"/>
+          <w:insideV w:val="single" w:color="C7D2DD" w:sz="6"/>
+        </w:tblBorders>
+      </w:tblPr>
+      <w:tblGrid>
+        <w:gridCol w:w="2800"/>
+        <w:gridCol w:w="3560"/>
+        <w:gridCol w:w="3000"/>
+      </w:tblGrid>
+      <w:tr>
+        <w:trPr>
+          <w:cantSplit/>
+          <w:tblHeader/>
+        </w:trPr>
+        <w:tc>
+          <w:tcPr>
+            <w:tcW w:type="dxa" w:w="2800"/>
+            <w:shd w:fill="EEF4F8" w:color="auto" w:val="clear"/>
+            <w:tcMar>
+              <w:top w:type="dxa" w:w="60"/>
+              <w:left w:type="dxa" w:w="100"/>
+              <w:bottom w:type="dxa" w:w="60"/>
+              <w:right w:type="dxa" w:w="100"/>
+            </w:tcMar>
+          </w:tcPr>
+          <w:p>
+            <w:pPr>
+              <w:spacing w:after="0" w:before="0"/>
+            </w:pPr>
+            <w:r>
+              <w:rPr>
+                <w:b/>
+                <w:bCs/>
+                <w:color w:val="0F2B3C"/>
+                <w:sz w:val="16"/>
+                <w:szCs w:val="16"/>
+              </w:rPr>
+              <w:t xml:space="preserve">CORE PROBLEM / GIVEN REPRESENTATION</w:t>
+            </w:r>
+          </w:p>
+        </w:tc>
+        <w:tc>
+          <w:tcPr>
+            <w:tcW w:type="dxa" w:w="3560"/>
+            <w:shd w:fill="EEF4F8" w:color="auto" w:val="clear"/>
+            <w:tcMar>
+              <w:top w:type="dxa" w:w="60"/>
+              <w:left w:type="dxa" w:w="100"/>
+              <w:bottom w:type="dxa" w:w="60"/>
+              <w:right w:type="dxa" w:w="100"/>
+            </w:tcMar>
+          </w:tcPr>
+          <w:p>
+            <w:pPr>
+              <w:spacing w:after="0" w:before="0"/>
+            </w:pPr>
+            <w:r>
+              <w:rPr>
+                <w:b/>
+                <w:bCs/>
+                <w:color w:val="0F2B3C"/>
+                <w:sz w:val="16"/>
+                <w:szCs w:val="16"/>
+              </w:rPr>
+              <w:t xml:space="preserve">WORKING SPACE / CALCULATION STEPS</w:t>
+            </w:r>
+          </w:p>
+        </w:tc>
+        <w:tc>
+          <w:tcPr>
+            <w:tcW w:type="dxa" w:w="3000"/>
+            <w:shd w:fill="FBF3E2" w:color="auto" w:val="clear"/>
+            <w:tcMar>
+              <w:top w:type="dxa" w:w="60"/>
+              <w:left w:type="dxa" w:w="100"/>
+              <w:bottom w:type="dxa" w:w="60"/>
+              <w:right w:type="dxa" w:w="100"/>
+            </w:tcMar>
+          </w:tcPr>
+          <w:p>
+            <w:pPr>
+              <w:spacing w:after="0" w:before="0"/>
+            </w:pPr>
+            <w:r>
+              <w:rPr>
+                <w:b/>
+                <w:bCs/>
+                <w:color w:val="7A5400"/>
+                <w:sz w:val="16"/>
+                <w:szCs w:val="16"/>
+              </w:rPr>
+              <w:t xml:space="preserve">EXPLAIN YOUR REASONING</w:t>
+            </w:r>
+          </w:p>
+        </w:tc>
+      </w:tr>
+      <w:tr>
+        <w:trPr>
+          <w:cantSplit/>
+        </w:trPr>
+        <w:tc>
+          <w:tcPr>
+            <w:tcW w:type="dxa" w:w="2800"/>
+            <w:tcMar>
+              <w:top w:type="dxa" w:w="80"/>
+              <w:left w:type="dxa" w:w="100"/>
+              <w:bottom w:type="dxa" w:w="80"/>
+              <w:right w:type="dxa" w:w="100"/>
+            </w:tcMar>
+            <w:vAlign w:val="top"/>
+          </w:tcPr>
+          <w:p>
+            <w:pPr>
+              <w:spacing w:after="40" w:before="0"/>
+            </w:pPr>
+            <w:r>
+              <w:rPr>
+                <w:b/>
+                <w:bCs/>
+                <w:color w:val="0F2B3C"/>
+                <w:sz w:val="20"/>
+                <w:szCs w:val="20"/>
+              </w:rPr>
+              <w:t xml:space="preserve">2.  Now 4 × 5 = ___</w:t>
+            </w:r>
+          </w:p>
+        </w:tc>
+        <w:tc>
+          <w:tcPr>
+            <w:tcW w:type="dxa" w:w="3560"/>
+            <w:tcMar>
+              <w:top w:type="dxa" w:w="80"/>
+              <w:left w:type="dxa" w:w="100"/>
+              <w:bottom w:type="dxa" w:w="80"/>
+              <w:right w:type="dxa" w:w="100"/>
+            </w:tcMar>
+            <w:vAlign w:val="top"/>
+          </w:tcPr>
+          <w:p>
+            <w:pPr>
+              <w:spacing w:after="50" w:before="0"/>
+            </w:pPr>
+            <w:r>
+              <w:rPr>
+                <w:color w:val="BBBBBB"/>
+                <w:sz w:val="18"/>
+                <w:szCs w:val="18"/>
+              </w:rPr>
+              <w:t xml:space="preserve">____________________________</w:t>
+            </w:r>
+          </w:p>
+          <w:p>
+            <w:pPr>
+              <w:spacing w:after="50" w:before="0"/>
+            </w:pPr>
+            <w:r>
+              <w:rPr>
+                <w:color w:val="BBBBBB"/>
+                <w:sz w:val="18"/>
+                <w:szCs w:val="18"/>
+              </w:rPr>
+              <w:t xml:space="preserve">____________________________</w:t>
+            </w:r>
+          </w:p>
+          <w:p>
+            <w:pPr>
+              <w:spacing w:after="50" w:before="0"/>
+            </w:pPr>
+            <w:r>
+              <w:rPr>
+                <w:color w:val="BBBBBB"/>
+                <w:sz w:val="18"/>
+                <w:szCs w:val="18"/>
+              </w:rPr>
+              <w:t xml:space="preserve">____________________________</w:t>
+            </w:r>
+          </w:p>
+          <w:p>
+            <w:pPr>
+              <w:spacing w:after="50" w:before="0"/>
+            </w:pPr>
+            <w:r>
+              <w:rPr>
+                <w:color w:val="BBBBBB"/>
+                <w:sz w:val="18"/>
+                <w:szCs w:val="18"/>
+              </w:rPr>
+              <w:t xml:space="preserve">____________________________</w:t>
+            </w:r>
+          </w:p>
+        </w:tc>
+        <w:tc>
+          <w:tcPr>
+            <w:tcW w:type="dxa" w:w="3000"/>
+            <w:shd w:fill="FBF3E2" w:color="auto" w:val="clear"/>
+            <w:tcMar>
+              <w:top w:type="dxa" w:w="80"/>
+              <w:left w:type="dxa" w:w="100"/>
+              <w:bottom w:type="dxa" w:w="80"/>
+              <w:right w:type="dxa" w:w="100"/>
+            </w:tcMar>
+            <w:vAlign w:val="top"/>
+          </w:tcPr>
+          <w:p>
+            <w:pPr>
+              <w:spacing w:after="30" w:before="0"/>
+            </w:pPr>
+            <w:r>
+              <w:rPr>
+                <w:b/>
+                <w:bCs/>
+                <w:color w:val="0F2B3C"/>
+                <w:sz w:val="18"/>
+                <w:szCs w:val="18"/>
+              </w:rPr>
+              <w:t xml:space="preserve">Because... ________________</w:t>
+            </w:r>
+          </w:p>
+          <w:p>
+            <w:pPr>
+              <w:spacing w:after="50" w:before="0"/>
+            </w:pPr>
+            <w:r>
+              <w:rPr>
+                <w:color w:val="BBBBBB"/>
+                <w:sz w:val="18"/>
+                <w:szCs w:val="18"/>
+              </w:rPr>
+              <w:t xml:space="preserve">____________________________</w:t>
+            </w:r>
+          </w:p>
+          <w:p>
+            <w:pPr>
+              <w:spacing w:after="30" w:before="40"/>
+            </w:pPr>
+            <w:r>
+              <w:rPr>
+                <w:b/>
+                <w:bCs/>
+                <w:color w:val="1A6FB5"/>
+                <w:sz w:val="18"/>
+                <w:szCs w:val="18"/>
+              </w:rPr>
+              <w:t xml:space="preserve">Although... _______________</w:t>
+            </w:r>
+          </w:p>
+          <w:p>
+            <w:pPr>
+              <w:spacing w:after="50" w:before="0"/>
+            </w:pPr>
+            <w:r>
+              <w:rPr>
+                <w:color w:val="BBBBBB"/>
+                <w:sz w:val="18"/>
+                <w:szCs w:val="18"/>
+              </w:rPr>
+              <w:t xml:space="preserve">____________________________</w:t>
+            </w:r>
+          </w:p>
+          <w:p>
+            <w:pPr>
+              <w:spacing w:after="30" w:before="40"/>
+            </w:pPr>
+            <w:r>
+              <w:rPr>
+                <w:b/>
+                <w:bCs/>
+                <w:color w:val="7A5400"/>
+                <w:sz w:val="18"/>
+                <w:szCs w:val="18"/>
+              </w:rPr>
+              <w:t xml:space="preserve">Therefore... ______________</w:t>
+            </w:r>
+          </w:p>
+          <w:p>
+            <w:pPr>
+              <w:spacing w:after="50" w:before="0"/>
+            </w:pPr>
+            <w:r>
+              <w:rPr>
+                <w:color w:val="BBBBBB"/>
+                <w:sz w:val="18"/>
+                <w:szCs w:val="18"/>
+              </w:rPr>
+              <w:t xml:space="preserve">____________________________</w:t>
+            </w:r>
+          </w:p>
+        </w:tc>
+      </w:tr>
+    </w:tbl>
+    <w:p>
+      <w:pPr>
+        <w:spacing w:after="60" w:before="0"/>
+      </w:pPr>
+      <w:r>
+        <w:t xml:space="preserve"/>
+      </w:r>
+    </w:p>
+    <w:tbl>
+      <w:tblPr>
+        <w:tblW w:type="dxa" w:w="9360"/>
+        <w:tblBorders>
+          <w:top w:val="single" w:color="C7D2DD" w:sz="6"/>
+          <w:left w:val="single" w:color="C7D2DD" w:sz="6"/>
+          <w:bottom w:val="single" w:color="C7D2DD" w:sz="6"/>
+          <w:right w:val="single" w:color="C7D2DD" w:sz="6"/>
+          <w:insideH w:val="single" w:color="C7D2DD" w:sz="6"/>
+          <w:insideV w:val="single" w:color="C7D2DD" w:sz="6"/>
+        </w:tblBorders>
+      </w:tblPr>
+      <w:tblGrid>
+        <w:gridCol w:w="2800"/>
+        <w:gridCol w:w="3560"/>
+        <w:gridCol w:w="3000"/>
+      </w:tblGrid>
+      <w:tr>
+        <w:trPr>
+          <w:cantSplit/>
+          <w:tblHeader/>
+        </w:trPr>
+        <w:tc>
+          <w:tcPr>
+            <w:tcW w:type="dxa" w:w="2800"/>
+            <w:shd w:fill="EEF4F8" w:color="auto" w:val="clear"/>
+            <w:tcMar>
+              <w:top w:type="dxa" w:w="60"/>
+              <w:left w:type="dxa" w:w="100"/>
+              <w:bottom w:type="dxa" w:w="60"/>
+              <w:right w:type="dxa" w:w="100"/>
+            </w:tcMar>
+          </w:tcPr>
+          <w:p>
+            <w:pPr>
+              <w:spacing w:after="0" w:before="0"/>
+            </w:pPr>
+            <w:r>
+              <w:rPr>
+                <w:b/>
+                <w:bCs/>
+                <w:color w:val="0F2B3C"/>
+                <w:sz w:val="16"/>
+                <w:szCs w:val="16"/>
+              </w:rPr>
+              <w:t xml:space="preserve">CORE PROBLEM / GIVEN REPRESENTATION</w:t>
+            </w:r>
+          </w:p>
+        </w:tc>
+        <w:tc>
+          <w:tcPr>
+            <w:tcW w:type="dxa" w:w="3560"/>
+            <w:shd w:fill="EEF4F8" w:color="auto" w:val="clear"/>
+            <w:tcMar>
+              <w:top w:type="dxa" w:w="60"/>
+              <w:left w:type="dxa" w:w="100"/>
+              <w:bottom w:type="dxa" w:w="60"/>
+              <w:right w:type="dxa" w:w="100"/>
+            </w:tcMar>
+          </w:tcPr>
+          <w:p>
+            <w:pPr>
+              <w:spacing w:after="0" w:before="0"/>
+            </w:pPr>
+            <w:r>
+              <w:rPr>
+                <w:b/>
+                <w:bCs/>
+                <w:color w:val="0F2B3C"/>
+                <w:sz w:val="16"/>
+                <w:szCs w:val="16"/>
+              </w:rPr>
+              <w:t xml:space="preserve">WORKING SPACE / CALCULATION STEPS</w:t>
+            </w:r>
+          </w:p>
+        </w:tc>
+        <w:tc>
+          <w:tcPr>
+            <w:tcW w:type="dxa" w:w="3000"/>
+            <w:shd w:fill="FBF3E2" w:color="auto" w:val="clear"/>
+            <w:tcMar>
+              <w:top w:type="dxa" w:w="60"/>
+              <w:left w:type="dxa" w:w="100"/>
+              <w:bottom w:type="dxa" w:w="60"/>
+              <w:right w:type="dxa" w:w="100"/>
+            </w:tcMar>
+          </w:tcPr>
+          <w:p>
+            <w:pPr>
+              <w:spacing w:after="0" w:before="0"/>
+            </w:pPr>
+            <w:r>
+              <w:rPr>
+                <w:b/>
+                <w:bCs/>
+                <w:color w:val="7A5400"/>
+                <w:sz w:val="16"/>
+                <w:szCs w:val="16"/>
+              </w:rPr>
+              <w:t xml:space="preserve">EXPLAIN YOUR REASONING</w:t>
+            </w:r>
+          </w:p>
+        </w:tc>
+      </w:tr>
+      <w:tr>
+        <w:trPr>
+          <w:cantSplit/>
+        </w:trPr>
+        <w:tc>
+          <w:tcPr>
+            <w:tcW w:type="dxa" w:w="2800"/>
+            <w:tcMar>
+              <w:top w:type="dxa" w:w="80"/>
+              <w:left w:type="dxa" w:w="100"/>
+              <w:bottom w:type="dxa" w:w="80"/>
+              <w:right w:type="dxa" w:w="100"/>
+            </w:tcMar>
+            <w:vAlign w:val="top"/>
+          </w:tcPr>
+          <w:p>
+            <w:pPr>
+              <w:spacing w:after="40" w:before="0"/>
+            </w:pPr>
+            <w:r>
+              <w:rPr>
+                <w:b/>
+                <w:bCs/>
+                <w:color w:val="0F2B3C"/>
+                <w:sz w:val="20"/>
+                <w:szCs w:val="20"/>
+              </w:rPr>
+              <w:t xml:space="preserve">3.  So 2 × 2 × 5 = ___</w:t>
+            </w:r>
+          </w:p>
+        </w:tc>
+        <w:tc>
+          <w:tcPr>
+            <w:tcW w:type="dxa" w:w="3560"/>
+            <w:tcMar>
+              <w:top w:type="dxa" w:w="80"/>
+              <w:left w:type="dxa" w:w="100"/>
+              <w:bottom w:type="dxa" w:w="80"/>
+              <w:right w:type="dxa" w:w="100"/>
+            </w:tcMar>
+            <w:vAlign w:val="top"/>
+          </w:tcPr>
+          <w:p>
+            <w:pPr>
+              <w:spacing w:after="50" w:before="0"/>
+            </w:pPr>
+            <w:r>
+              <w:rPr>
+                <w:color w:val="BBBBBB"/>
+                <w:sz w:val="18"/>
+                <w:szCs w:val="18"/>
+              </w:rPr>
+              <w:t xml:space="preserve">____________________________</w:t>
+            </w:r>
+          </w:p>
+          <w:p>
+            <w:pPr>
+              <w:spacing w:after="50" w:before="0"/>
+            </w:pPr>
+            <w:r>
+              <w:rPr>
+                <w:color w:val="BBBBBB"/>
+                <w:sz w:val="18"/>
+                <w:szCs w:val="18"/>
+              </w:rPr>
+              <w:t xml:space="preserve">____________________________</w:t>
+            </w:r>
+          </w:p>
+          <w:p>
+            <w:pPr>
+              <w:spacing w:after="50" w:before="0"/>
+            </w:pPr>
+            <w:r>
+              <w:rPr>
+                <w:color w:val="BBBBBB"/>
+                <w:sz w:val="18"/>
+                <w:szCs w:val="18"/>
+              </w:rPr>
+              <w:t xml:space="preserve">____________________________</w:t>
+            </w:r>
+          </w:p>
+          <w:p>
+            <w:pPr>
+              <w:spacing w:after="50" w:before="0"/>
+            </w:pPr>
+            <w:r>
+              <w:rPr>
+                <w:color w:val="BBBBBB"/>
+                <w:sz w:val="18"/>
+                <w:szCs w:val="18"/>
+              </w:rPr>
+              <w:t xml:space="preserve">____________________________</w:t>
+            </w:r>
+          </w:p>
+        </w:tc>
+        <w:tc>
+          <w:tcPr>
+            <w:tcW w:type="dxa" w:w="3000"/>
+            <w:shd w:fill="FBF3E2" w:color="auto" w:val="clear"/>
+            <w:tcMar>
+              <w:top w:type="dxa" w:w="80"/>
+              <w:left w:type="dxa" w:w="100"/>
+              <w:bottom w:type="dxa" w:w="80"/>
+              <w:right w:type="dxa" w:w="100"/>
+            </w:tcMar>
+            <w:vAlign w:val="top"/>
+          </w:tcPr>
+          <w:p>
+            <w:pPr>
+              <w:spacing w:after="30" w:before="0"/>
+            </w:pPr>
+            <w:r>
+              <w:rPr>
+                <w:b/>
+                <w:bCs/>
+                <w:color w:val="0F2B3C"/>
+                <w:sz w:val="18"/>
+                <w:szCs w:val="18"/>
+              </w:rPr>
+              <w:t xml:space="preserve">Because... ________________</w:t>
+            </w:r>
+          </w:p>
+          <w:p>
+            <w:pPr>
+              <w:spacing w:after="50" w:before="0"/>
+            </w:pPr>
+            <w:r>
+              <w:rPr>
+                <w:color w:val="BBBBBB"/>
+                <w:sz w:val="18"/>
+                <w:szCs w:val="18"/>
+              </w:rPr>
+              <w:t xml:space="preserve">____________________________</w:t>
+            </w:r>
+          </w:p>
+          <w:p>
+            <w:pPr>
+              <w:spacing w:after="30" w:before="40"/>
+            </w:pPr>
+            <w:r>
+              <w:rPr>
+                <w:b/>
+                <w:bCs/>
+                <w:color w:val="1A6FB5"/>
+                <w:sz w:val="18"/>
+                <w:szCs w:val="18"/>
+              </w:rPr>
+              <w:t xml:space="preserve">Although... _______________</w:t>
+            </w:r>
+          </w:p>
+          <w:p>
+            <w:pPr>
+              <w:spacing w:after="50" w:before="0"/>
+            </w:pPr>
+            <w:r>
+              <w:rPr>
+                <w:color w:val="BBBBBB"/>
+                <w:sz w:val="18"/>
+                <w:szCs w:val="18"/>
+              </w:rPr>
+              <w:t xml:space="preserve">____________________________</w:t>
+            </w:r>
+          </w:p>
+          <w:p>
+            <w:pPr>
+              <w:spacing w:after="30" w:before="40"/>
+            </w:pPr>
+            <w:r>
+              <w:rPr>
+                <w:b/>
+                <w:bCs/>
+                <w:color w:val="7A5400"/>
+                <w:sz w:val="18"/>
+                <w:szCs w:val="18"/>
+              </w:rPr>
+              <w:t xml:space="preserve">Therefore... ______________</w:t>
+            </w:r>
+          </w:p>
+          <w:p>
+            <w:pPr>
+              <w:spacing w:after="50" w:before="0"/>
+            </w:pPr>
+            <w:r>
+              <w:rPr>
+                <w:color w:val="BBBBBB"/>
+                <w:sz w:val="18"/>
+                <w:szCs w:val="18"/>
+              </w:rPr>
+              <w:t xml:space="preserve">____________________________</w:t>
+            </w:r>
+          </w:p>
+        </w:tc>
+      </w:tr>
+    </w:tbl>
+    <w:p>
+      <w:pPr>
+        <w:spacing w:after="60" w:before="0"/>
+      </w:pPr>
+      <w:r>
+        <w:t xml:space="preserve"/>
       </w:r>
     </w:p>
     <w:p>
@@ -225,73 +2050,922 @@
         <w:t xml:space="preserve">Bring in a fraction or decimal edge.</w:t>
       </w:r>
     </w:p>
-    <w:p>
-      <w:pPr>
-        <w:spacing w:after="40" w:before="0"/>
-      </w:pPr>
-      <w:r>
-        <w:rPr>
-          <w:sz w:val="22"/>
-          <w:szCs w:val="22"/>
-        </w:rPr>
-        <w:t xml:space="preserve">1.  1/2 × 8 = ___</w:t>
-      </w:r>
-    </w:p>
-    <w:p>
-      <w:pPr>
-        <w:spacing w:after="80" w:before="0"/>
-      </w:pPr>
-      <w:r>
-        <w:rPr>
-          <w:color w:val="BBBBBB"/>
-        </w:rPr>
-        <w:t xml:space="preserve">____________________________________________________</w:t>
-      </w:r>
-    </w:p>
-    <w:p>
-      <w:pPr>
-        <w:spacing w:after="40" w:before="0"/>
-      </w:pPr>
-      <w:r>
-        <w:rPr>
-          <w:sz w:val="22"/>
-          <w:szCs w:val="22"/>
-        </w:rPr>
-        <w:t xml:space="preserve">2.  0.5 × 10 = ___</w:t>
-      </w:r>
-    </w:p>
-    <w:p>
-      <w:pPr>
-        <w:spacing w:after="80" w:before="0"/>
-      </w:pPr>
-      <w:r>
-        <w:rPr>
-          <w:color w:val="BBBBBB"/>
-        </w:rPr>
-        <w:t xml:space="preserve">____________________________________________________</w:t>
-      </w:r>
-    </w:p>
-    <w:p>
-      <w:pPr>
-        <w:spacing w:after="40" w:before="0"/>
-      </w:pPr>
-      <w:r>
-        <w:rPr>
-          <w:sz w:val="22"/>
-          <w:szCs w:val="22"/>
-        </w:rPr>
-        <w:t xml:space="preserve">3.  A prism is 4 × 3 × 2 units. What is its volume? (cubic units)</w:t>
-      </w:r>
-    </w:p>
-    <w:p>
-      <w:pPr>
-        <w:spacing w:after="80" w:before="0"/>
-      </w:pPr>
-      <w:r>
-        <w:rPr>
-          <w:color w:val="BBBBBB"/>
-        </w:rPr>
-        <w:t xml:space="preserve">____________________________________________________</w:t>
+    <w:tbl>
+      <w:tblPr>
+        <w:tblW w:type="dxa" w:w="9360"/>
+        <w:tblBorders>
+          <w:top w:val="single" w:color="C7D2DD" w:sz="6"/>
+          <w:left w:val="single" w:color="C7D2DD" w:sz="6"/>
+          <w:bottom w:val="single" w:color="C7D2DD" w:sz="6"/>
+          <w:right w:val="single" w:color="C7D2DD" w:sz="6"/>
+          <w:insideH w:val="single" w:color="C7D2DD" w:sz="6"/>
+          <w:insideV w:val="single" w:color="C7D2DD" w:sz="6"/>
+        </w:tblBorders>
+      </w:tblPr>
+      <w:tblGrid>
+        <w:gridCol w:w="2800"/>
+        <w:gridCol w:w="3560"/>
+        <w:gridCol w:w="3000"/>
+      </w:tblGrid>
+      <w:tr>
+        <w:trPr>
+          <w:cantSplit/>
+          <w:tblHeader/>
+        </w:trPr>
+        <w:tc>
+          <w:tcPr>
+            <w:tcW w:type="dxa" w:w="2800"/>
+            <w:shd w:fill="EEF4F8" w:color="auto" w:val="clear"/>
+            <w:tcMar>
+              <w:top w:type="dxa" w:w="60"/>
+              <w:left w:type="dxa" w:w="100"/>
+              <w:bottom w:type="dxa" w:w="60"/>
+              <w:right w:type="dxa" w:w="100"/>
+            </w:tcMar>
+          </w:tcPr>
+          <w:p>
+            <w:pPr>
+              <w:spacing w:after="0" w:before="0"/>
+            </w:pPr>
+            <w:r>
+              <w:rPr>
+                <w:b/>
+                <w:bCs/>
+                <w:color w:val="0F2B3C"/>
+                <w:sz w:val="16"/>
+                <w:szCs w:val="16"/>
+              </w:rPr>
+              <w:t xml:space="preserve">CORE PROBLEM / GIVEN REPRESENTATION</w:t>
+            </w:r>
+          </w:p>
+        </w:tc>
+        <w:tc>
+          <w:tcPr>
+            <w:tcW w:type="dxa" w:w="3560"/>
+            <w:shd w:fill="EEF4F8" w:color="auto" w:val="clear"/>
+            <w:tcMar>
+              <w:top w:type="dxa" w:w="60"/>
+              <w:left w:type="dxa" w:w="100"/>
+              <w:bottom w:type="dxa" w:w="60"/>
+              <w:right w:type="dxa" w:w="100"/>
+            </w:tcMar>
+          </w:tcPr>
+          <w:p>
+            <w:pPr>
+              <w:spacing w:after="0" w:before="0"/>
+            </w:pPr>
+            <w:r>
+              <w:rPr>
+                <w:b/>
+                <w:bCs/>
+                <w:color w:val="0F2B3C"/>
+                <w:sz w:val="16"/>
+                <w:szCs w:val="16"/>
+              </w:rPr>
+              <w:t xml:space="preserve">WORKING SPACE / CALCULATION STEPS</w:t>
+            </w:r>
+          </w:p>
+        </w:tc>
+        <w:tc>
+          <w:tcPr>
+            <w:tcW w:type="dxa" w:w="3000"/>
+            <w:shd w:fill="FBF3E2" w:color="auto" w:val="clear"/>
+            <w:tcMar>
+              <w:top w:type="dxa" w:w="60"/>
+              <w:left w:type="dxa" w:w="100"/>
+              <w:bottom w:type="dxa" w:w="60"/>
+              <w:right w:type="dxa" w:w="100"/>
+            </w:tcMar>
+          </w:tcPr>
+          <w:p>
+            <w:pPr>
+              <w:spacing w:after="0" w:before="0"/>
+            </w:pPr>
+            <w:r>
+              <w:rPr>
+                <w:b/>
+                <w:bCs/>
+                <w:color w:val="7A5400"/>
+                <w:sz w:val="16"/>
+                <w:szCs w:val="16"/>
+              </w:rPr>
+              <w:t xml:space="preserve">EXPLAIN YOUR REASONING</w:t>
+            </w:r>
+          </w:p>
+        </w:tc>
+      </w:tr>
+      <w:tr>
+        <w:trPr>
+          <w:cantSplit/>
+        </w:trPr>
+        <w:tc>
+          <w:tcPr>
+            <w:tcW w:type="dxa" w:w="2800"/>
+            <w:tcMar>
+              <w:top w:type="dxa" w:w="80"/>
+              <w:left w:type="dxa" w:w="100"/>
+              <w:bottom w:type="dxa" w:w="80"/>
+              <w:right w:type="dxa" w:w="100"/>
+            </w:tcMar>
+            <w:vAlign w:val="top"/>
+          </w:tcPr>
+          <w:p>
+            <w:pPr>
+              <w:spacing w:after="40" w:before="0"/>
+            </w:pPr>
+            <w:r>
+              <w:rPr>
+                <w:b/>
+                <w:bCs/>
+                <w:color w:val="0F2B3C"/>
+                <w:sz w:val="20"/>
+                <w:szCs w:val="20"/>
+              </w:rPr>
+              <w:t xml:space="preserve">1.  1/2 × 8 = ___</w:t>
+            </w:r>
+          </w:p>
+        </w:tc>
+        <w:tc>
+          <w:tcPr>
+            <w:tcW w:type="dxa" w:w="3560"/>
+            <w:tcMar>
+              <w:top w:type="dxa" w:w="80"/>
+              <w:left w:type="dxa" w:w="100"/>
+              <w:bottom w:type="dxa" w:w="80"/>
+              <w:right w:type="dxa" w:w="100"/>
+            </w:tcMar>
+            <w:vAlign w:val="top"/>
+          </w:tcPr>
+          <w:p>
+            <w:pPr>
+              <w:spacing w:after="50" w:before="0"/>
+            </w:pPr>
+            <w:r>
+              <w:rPr>
+                <w:color w:val="BBBBBB"/>
+                <w:sz w:val="18"/>
+                <w:szCs w:val="18"/>
+              </w:rPr>
+              <w:t xml:space="preserve">____________________________</w:t>
+            </w:r>
+          </w:p>
+          <w:p>
+            <w:pPr>
+              <w:spacing w:after="50" w:before="0"/>
+            </w:pPr>
+            <w:r>
+              <w:rPr>
+                <w:color w:val="BBBBBB"/>
+                <w:sz w:val="18"/>
+                <w:szCs w:val="18"/>
+              </w:rPr>
+              <w:t xml:space="preserve">____________________________</w:t>
+            </w:r>
+          </w:p>
+          <w:p>
+            <w:pPr>
+              <w:spacing w:after="50" w:before="0"/>
+            </w:pPr>
+            <w:r>
+              <w:rPr>
+                <w:color w:val="BBBBBB"/>
+                <w:sz w:val="18"/>
+                <w:szCs w:val="18"/>
+              </w:rPr>
+              <w:t xml:space="preserve">____________________________</w:t>
+            </w:r>
+          </w:p>
+          <w:p>
+            <w:pPr>
+              <w:spacing w:after="50" w:before="0"/>
+            </w:pPr>
+            <w:r>
+              <w:rPr>
+                <w:color w:val="BBBBBB"/>
+                <w:sz w:val="18"/>
+                <w:szCs w:val="18"/>
+              </w:rPr>
+              <w:t xml:space="preserve">____________________________</w:t>
+            </w:r>
+          </w:p>
+        </w:tc>
+        <w:tc>
+          <w:tcPr>
+            <w:tcW w:type="dxa" w:w="3000"/>
+            <w:shd w:fill="FBF3E2" w:color="auto" w:val="clear"/>
+            <w:tcMar>
+              <w:top w:type="dxa" w:w="80"/>
+              <w:left w:type="dxa" w:w="100"/>
+              <w:bottom w:type="dxa" w:w="80"/>
+              <w:right w:type="dxa" w:w="100"/>
+            </w:tcMar>
+            <w:vAlign w:val="top"/>
+          </w:tcPr>
+          <w:p>
+            <w:pPr>
+              <w:spacing w:after="30" w:before="0"/>
+            </w:pPr>
+            <w:r>
+              <w:rPr>
+                <w:b/>
+                <w:bCs/>
+                <w:color w:val="0F2B3C"/>
+                <w:sz w:val="18"/>
+                <w:szCs w:val="18"/>
+              </w:rPr>
+              <w:t xml:space="preserve">Because... ________________</w:t>
+            </w:r>
+          </w:p>
+          <w:p>
+            <w:pPr>
+              <w:spacing w:after="50" w:before="0"/>
+            </w:pPr>
+            <w:r>
+              <w:rPr>
+                <w:color w:val="BBBBBB"/>
+                <w:sz w:val="18"/>
+                <w:szCs w:val="18"/>
+              </w:rPr>
+              <w:t xml:space="preserve">____________________________</w:t>
+            </w:r>
+          </w:p>
+          <w:p>
+            <w:pPr>
+              <w:spacing w:after="30" w:before="40"/>
+            </w:pPr>
+            <w:r>
+              <w:rPr>
+                <w:b/>
+                <w:bCs/>
+                <w:color w:val="1A6FB5"/>
+                <w:sz w:val="18"/>
+                <w:szCs w:val="18"/>
+              </w:rPr>
+              <w:t xml:space="preserve">Although... _______________</w:t>
+            </w:r>
+          </w:p>
+          <w:p>
+            <w:pPr>
+              <w:spacing w:after="50" w:before="0"/>
+            </w:pPr>
+            <w:r>
+              <w:rPr>
+                <w:color w:val="BBBBBB"/>
+                <w:sz w:val="18"/>
+                <w:szCs w:val="18"/>
+              </w:rPr>
+              <w:t xml:space="preserve">____________________________</w:t>
+            </w:r>
+          </w:p>
+          <w:p>
+            <w:pPr>
+              <w:spacing w:after="30" w:before="40"/>
+            </w:pPr>
+            <w:r>
+              <w:rPr>
+                <w:b/>
+                <w:bCs/>
+                <w:color w:val="7A5400"/>
+                <w:sz w:val="18"/>
+                <w:szCs w:val="18"/>
+              </w:rPr>
+              <w:t xml:space="preserve">Therefore... ______________</w:t>
+            </w:r>
+          </w:p>
+          <w:p>
+            <w:pPr>
+              <w:spacing w:after="50" w:before="0"/>
+            </w:pPr>
+            <w:r>
+              <w:rPr>
+                <w:color w:val="BBBBBB"/>
+                <w:sz w:val="18"/>
+                <w:szCs w:val="18"/>
+              </w:rPr>
+              <w:t xml:space="preserve">____________________________</w:t>
+            </w:r>
+          </w:p>
+        </w:tc>
+      </w:tr>
+    </w:tbl>
+    <w:p>
+      <w:pPr>
+        <w:spacing w:after="60" w:before="0"/>
+      </w:pPr>
+      <w:r>
+        <w:t xml:space="preserve"/>
+      </w:r>
+    </w:p>
+    <w:tbl>
+      <w:tblPr>
+        <w:tblW w:type="dxa" w:w="9360"/>
+        <w:tblBorders>
+          <w:top w:val="single" w:color="C7D2DD" w:sz="6"/>
+          <w:left w:val="single" w:color="C7D2DD" w:sz="6"/>
+          <w:bottom w:val="single" w:color="C7D2DD" w:sz="6"/>
+          <w:right w:val="single" w:color="C7D2DD" w:sz="6"/>
+          <w:insideH w:val="single" w:color="C7D2DD" w:sz="6"/>
+          <w:insideV w:val="single" w:color="C7D2DD" w:sz="6"/>
+        </w:tblBorders>
+      </w:tblPr>
+      <w:tblGrid>
+        <w:gridCol w:w="2800"/>
+        <w:gridCol w:w="3560"/>
+        <w:gridCol w:w="3000"/>
+      </w:tblGrid>
+      <w:tr>
+        <w:trPr>
+          <w:cantSplit/>
+          <w:tblHeader/>
+        </w:trPr>
+        <w:tc>
+          <w:tcPr>
+            <w:tcW w:type="dxa" w:w="2800"/>
+            <w:shd w:fill="EEF4F8" w:color="auto" w:val="clear"/>
+            <w:tcMar>
+              <w:top w:type="dxa" w:w="60"/>
+              <w:left w:type="dxa" w:w="100"/>
+              <w:bottom w:type="dxa" w:w="60"/>
+              <w:right w:type="dxa" w:w="100"/>
+            </w:tcMar>
+          </w:tcPr>
+          <w:p>
+            <w:pPr>
+              <w:spacing w:after="0" w:before="0"/>
+            </w:pPr>
+            <w:r>
+              <w:rPr>
+                <w:b/>
+                <w:bCs/>
+                <w:color w:val="0F2B3C"/>
+                <w:sz w:val="16"/>
+                <w:szCs w:val="16"/>
+              </w:rPr>
+              <w:t xml:space="preserve">CORE PROBLEM / GIVEN REPRESENTATION</w:t>
+            </w:r>
+          </w:p>
+        </w:tc>
+        <w:tc>
+          <w:tcPr>
+            <w:tcW w:type="dxa" w:w="3560"/>
+            <w:shd w:fill="EEF4F8" w:color="auto" w:val="clear"/>
+            <w:tcMar>
+              <w:top w:type="dxa" w:w="60"/>
+              <w:left w:type="dxa" w:w="100"/>
+              <w:bottom w:type="dxa" w:w="60"/>
+              <w:right w:type="dxa" w:w="100"/>
+            </w:tcMar>
+          </w:tcPr>
+          <w:p>
+            <w:pPr>
+              <w:spacing w:after="0" w:before="0"/>
+            </w:pPr>
+            <w:r>
+              <w:rPr>
+                <w:b/>
+                <w:bCs/>
+                <w:color w:val="0F2B3C"/>
+                <w:sz w:val="16"/>
+                <w:szCs w:val="16"/>
+              </w:rPr>
+              <w:t xml:space="preserve">WORKING SPACE / CALCULATION STEPS</w:t>
+            </w:r>
+          </w:p>
+        </w:tc>
+        <w:tc>
+          <w:tcPr>
+            <w:tcW w:type="dxa" w:w="3000"/>
+            <w:shd w:fill="FBF3E2" w:color="auto" w:val="clear"/>
+            <w:tcMar>
+              <w:top w:type="dxa" w:w="60"/>
+              <w:left w:type="dxa" w:w="100"/>
+              <w:bottom w:type="dxa" w:w="60"/>
+              <w:right w:type="dxa" w:w="100"/>
+            </w:tcMar>
+          </w:tcPr>
+          <w:p>
+            <w:pPr>
+              <w:spacing w:after="0" w:before="0"/>
+            </w:pPr>
+            <w:r>
+              <w:rPr>
+                <w:b/>
+                <w:bCs/>
+                <w:color w:val="7A5400"/>
+                <w:sz w:val="16"/>
+                <w:szCs w:val="16"/>
+              </w:rPr>
+              <w:t xml:space="preserve">EXPLAIN YOUR REASONING</w:t>
+            </w:r>
+          </w:p>
+        </w:tc>
+      </w:tr>
+      <w:tr>
+        <w:trPr>
+          <w:cantSplit/>
+        </w:trPr>
+        <w:tc>
+          <w:tcPr>
+            <w:tcW w:type="dxa" w:w="2800"/>
+            <w:tcMar>
+              <w:top w:type="dxa" w:w="80"/>
+              <w:left w:type="dxa" w:w="100"/>
+              <w:bottom w:type="dxa" w:w="80"/>
+              <w:right w:type="dxa" w:w="100"/>
+            </w:tcMar>
+            <w:vAlign w:val="top"/>
+          </w:tcPr>
+          <w:p>
+            <w:pPr>
+              <w:spacing w:after="40" w:before="0"/>
+            </w:pPr>
+            <w:r>
+              <w:rPr>
+                <w:b/>
+                <w:bCs/>
+                <w:color w:val="0F2B3C"/>
+                <w:sz w:val="20"/>
+                <w:szCs w:val="20"/>
+              </w:rPr>
+              <w:t xml:space="preserve">2.  0.5 × 10 = ___</w:t>
+            </w:r>
+          </w:p>
+        </w:tc>
+        <w:tc>
+          <w:tcPr>
+            <w:tcW w:type="dxa" w:w="3560"/>
+            <w:tcMar>
+              <w:top w:type="dxa" w:w="80"/>
+              <w:left w:type="dxa" w:w="100"/>
+              <w:bottom w:type="dxa" w:w="80"/>
+              <w:right w:type="dxa" w:w="100"/>
+            </w:tcMar>
+            <w:vAlign w:val="top"/>
+          </w:tcPr>
+          <w:p>
+            <w:pPr>
+              <w:spacing w:after="50" w:before="0"/>
+            </w:pPr>
+            <w:r>
+              <w:rPr>
+                <w:color w:val="BBBBBB"/>
+                <w:sz w:val="18"/>
+                <w:szCs w:val="18"/>
+              </w:rPr>
+              <w:t xml:space="preserve">____________________________</w:t>
+            </w:r>
+          </w:p>
+          <w:p>
+            <w:pPr>
+              <w:spacing w:after="50" w:before="0"/>
+            </w:pPr>
+            <w:r>
+              <w:rPr>
+                <w:color w:val="BBBBBB"/>
+                <w:sz w:val="18"/>
+                <w:szCs w:val="18"/>
+              </w:rPr>
+              <w:t xml:space="preserve">____________________________</w:t>
+            </w:r>
+          </w:p>
+          <w:p>
+            <w:pPr>
+              <w:spacing w:after="50" w:before="0"/>
+            </w:pPr>
+            <w:r>
+              <w:rPr>
+                <w:color w:val="BBBBBB"/>
+                <w:sz w:val="18"/>
+                <w:szCs w:val="18"/>
+              </w:rPr>
+              <w:t xml:space="preserve">____________________________</w:t>
+            </w:r>
+          </w:p>
+          <w:p>
+            <w:pPr>
+              <w:spacing w:after="50" w:before="0"/>
+            </w:pPr>
+            <w:r>
+              <w:rPr>
+                <w:color w:val="BBBBBB"/>
+                <w:sz w:val="18"/>
+                <w:szCs w:val="18"/>
+              </w:rPr>
+              <w:t xml:space="preserve">____________________________</w:t>
+            </w:r>
+          </w:p>
+        </w:tc>
+        <w:tc>
+          <w:tcPr>
+            <w:tcW w:type="dxa" w:w="3000"/>
+            <w:shd w:fill="FBF3E2" w:color="auto" w:val="clear"/>
+            <w:tcMar>
+              <w:top w:type="dxa" w:w="80"/>
+              <w:left w:type="dxa" w:w="100"/>
+              <w:bottom w:type="dxa" w:w="80"/>
+              <w:right w:type="dxa" w:w="100"/>
+            </w:tcMar>
+            <w:vAlign w:val="top"/>
+          </w:tcPr>
+          <w:p>
+            <w:pPr>
+              <w:spacing w:after="30" w:before="0"/>
+            </w:pPr>
+            <w:r>
+              <w:rPr>
+                <w:b/>
+                <w:bCs/>
+                <w:color w:val="0F2B3C"/>
+                <w:sz w:val="18"/>
+                <w:szCs w:val="18"/>
+              </w:rPr>
+              <w:t xml:space="preserve">Because... ________________</w:t>
+            </w:r>
+          </w:p>
+          <w:p>
+            <w:pPr>
+              <w:spacing w:after="50" w:before="0"/>
+            </w:pPr>
+            <w:r>
+              <w:rPr>
+                <w:color w:val="BBBBBB"/>
+                <w:sz w:val="18"/>
+                <w:szCs w:val="18"/>
+              </w:rPr>
+              <w:t xml:space="preserve">____________________________</w:t>
+            </w:r>
+          </w:p>
+          <w:p>
+            <w:pPr>
+              <w:spacing w:after="30" w:before="40"/>
+            </w:pPr>
+            <w:r>
+              <w:rPr>
+                <w:b/>
+                <w:bCs/>
+                <w:color w:val="1A6FB5"/>
+                <w:sz w:val="18"/>
+                <w:szCs w:val="18"/>
+              </w:rPr>
+              <w:t xml:space="preserve">Although... _______________</w:t>
+            </w:r>
+          </w:p>
+          <w:p>
+            <w:pPr>
+              <w:spacing w:after="50" w:before="0"/>
+            </w:pPr>
+            <w:r>
+              <w:rPr>
+                <w:color w:val="BBBBBB"/>
+                <w:sz w:val="18"/>
+                <w:szCs w:val="18"/>
+              </w:rPr>
+              <w:t xml:space="preserve">____________________________</w:t>
+            </w:r>
+          </w:p>
+          <w:p>
+            <w:pPr>
+              <w:spacing w:after="30" w:before="40"/>
+            </w:pPr>
+            <w:r>
+              <w:rPr>
+                <w:b/>
+                <w:bCs/>
+                <w:color w:val="7A5400"/>
+                <w:sz w:val="18"/>
+                <w:szCs w:val="18"/>
+              </w:rPr>
+              <w:t xml:space="preserve">Therefore... ______________</w:t>
+            </w:r>
+          </w:p>
+          <w:p>
+            <w:pPr>
+              <w:spacing w:after="50" w:before="0"/>
+            </w:pPr>
+            <w:r>
+              <w:rPr>
+                <w:color w:val="BBBBBB"/>
+                <w:sz w:val="18"/>
+                <w:szCs w:val="18"/>
+              </w:rPr>
+              <w:t xml:space="preserve">____________________________</w:t>
+            </w:r>
+          </w:p>
+        </w:tc>
+      </w:tr>
+    </w:tbl>
+    <w:p>
+      <w:pPr>
+        <w:spacing w:after="60" w:before="0"/>
+      </w:pPr>
+      <w:r>
+        <w:t xml:space="preserve"/>
+      </w:r>
+    </w:p>
+    <w:tbl>
+      <w:tblPr>
+        <w:tblW w:type="dxa" w:w="9360"/>
+        <w:tblBorders>
+          <w:top w:val="single" w:color="C7D2DD" w:sz="6"/>
+          <w:left w:val="single" w:color="C7D2DD" w:sz="6"/>
+          <w:bottom w:val="single" w:color="C7D2DD" w:sz="6"/>
+          <w:right w:val="single" w:color="C7D2DD" w:sz="6"/>
+          <w:insideH w:val="single" w:color="C7D2DD" w:sz="6"/>
+          <w:insideV w:val="single" w:color="C7D2DD" w:sz="6"/>
+        </w:tblBorders>
+      </w:tblPr>
+      <w:tblGrid>
+        <w:gridCol w:w="2800"/>
+        <w:gridCol w:w="3560"/>
+        <w:gridCol w:w="3000"/>
+      </w:tblGrid>
+      <w:tr>
+        <w:trPr>
+          <w:cantSplit/>
+          <w:tblHeader/>
+        </w:trPr>
+        <w:tc>
+          <w:tcPr>
+            <w:tcW w:type="dxa" w:w="2800"/>
+            <w:shd w:fill="EEF4F8" w:color="auto" w:val="clear"/>
+            <w:tcMar>
+              <w:top w:type="dxa" w:w="60"/>
+              <w:left w:type="dxa" w:w="100"/>
+              <w:bottom w:type="dxa" w:w="60"/>
+              <w:right w:type="dxa" w:w="100"/>
+            </w:tcMar>
+          </w:tcPr>
+          <w:p>
+            <w:pPr>
+              <w:spacing w:after="0" w:before="0"/>
+            </w:pPr>
+            <w:r>
+              <w:rPr>
+                <w:b/>
+                <w:bCs/>
+                <w:color w:val="0F2B3C"/>
+                <w:sz w:val="16"/>
+                <w:szCs w:val="16"/>
+              </w:rPr>
+              <w:t xml:space="preserve">CORE PROBLEM / GIVEN REPRESENTATION</w:t>
+            </w:r>
+          </w:p>
+        </w:tc>
+        <w:tc>
+          <w:tcPr>
+            <w:tcW w:type="dxa" w:w="3560"/>
+            <w:shd w:fill="EEF4F8" w:color="auto" w:val="clear"/>
+            <w:tcMar>
+              <w:top w:type="dxa" w:w="60"/>
+              <w:left w:type="dxa" w:w="100"/>
+              <w:bottom w:type="dxa" w:w="60"/>
+              <w:right w:type="dxa" w:w="100"/>
+            </w:tcMar>
+          </w:tcPr>
+          <w:p>
+            <w:pPr>
+              <w:spacing w:after="0" w:before="0"/>
+            </w:pPr>
+            <w:r>
+              <w:rPr>
+                <w:b/>
+                <w:bCs/>
+                <w:color w:val="0F2B3C"/>
+                <w:sz w:val="16"/>
+                <w:szCs w:val="16"/>
+              </w:rPr>
+              <w:t xml:space="preserve">WORKING SPACE / CALCULATION STEPS</w:t>
+            </w:r>
+          </w:p>
+        </w:tc>
+        <w:tc>
+          <w:tcPr>
+            <w:tcW w:type="dxa" w:w="3000"/>
+            <w:shd w:fill="FBF3E2" w:color="auto" w:val="clear"/>
+            <w:tcMar>
+              <w:top w:type="dxa" w:w="60"/>
+              <w:left w:type="dxa" w:w="100"/>
+              <w:bottom w:type="dxa" w:w="60"/>
+              <w:right w:type="dxa" w:w="100"/>
+            </w:tcMar>
+          </w:tcPr>
+          <w:p>
+            <w:pPr>
+              <w:spacing w:after="0" w:before="0"/>
+            </w:pPr>
+            <w:r>
+              <w:rPr>
+                <w:b/>
+                <w:bCs/>
+                <w:color w:val="7A5400"/>
+                <w:sz w:val="16"/>
+                <w:szCs w:val="16"/>
+              </w:rPr>
+              <w:t xml:space="preserve">EXPLAIN YOUR REASONING</w:t>
+            </w:r>
+          </w:p>
+        </w:tc>
+      </w:tr>
+      <w:tr>
+        <w:trPr>
+          <w:cantSplit/>
+        </w:trPr>
+        <w:tc>
+          <w:tcPr>
+            <w:tcW w:type="dxa" w:w="2800"/>
+            <w:tcMar>
+              <w:top w:type="dxa" w:w="80"/>
+              <w:left w:type="dxa" w:w="100"/>
+              <w:bottom w:type="dxa" w:w="80"/>
+              <w:right w:type="dxa" w:w="100"/>
+            </w:tcMar>
+            <w:vAlign w:val="top"/>
+          </w:tcPr>
+          <w:p>
+            <w:pPr>
+              <w:spacing w:after="40" w:before="0"/>
+            </w:pPr>
+            <w:r>
+              <w:rPr>
+                <w:b/>
+                <w:bCs/>
+                <w:color w:val="0F2B3C"/>
+                <w:sz w:val="20"/>
+                <w:szCs w:val="20"/>
+              </w:rPr>
+              <w:t xml:space="preserve">3.  A prism is 4 × 3 × 2 units. What is its volume? (cubic units)</w:t>
+            </w:r>
+          </w:p>
+        </w:tc>
+        <w:tc>
+          <w:tcPr>
+            <w:tcW w:type="dxa" w:w="3560"/>
+            <w:tcMar>
+              <w:top w:type="dxa" w:w="80"/>
+              <w:left w:type="dxa" w:w="100"/>
+              <w:bottom w:type="dxa" w:w="80"/>
+              <w:right w:type="dxa" w:w="100"/>
+            </w:tcMar>
+            <w:vAlign w:val="top"/>
+          </w:tcPr>
+          <w:p>
+            <w:pPr>
+              <w:spacing w:after="50" w:before="0"/>
+            </w:pPr>
+            <w:r>
+              <w:rPr>
+                <w:color w:val="BBBBBB"/>
+                <w:sz w:val="18"/>
+                <w:szCs w:val="18"/>
+              </w:rPr>
+              <w:t xml:space="preserve">____________________________</w:t>
+            </w:r>
+          </w:p>
+          <w:p>
+            <w:pPr>
+              <w:spacing w:after="50" w:before="0"/>
+            </w:pPr>
+            <w:r>
+              <w:rPr>
+                <w:color w:val="BBBBBB"/>
+                <w:sz w:val="18"/>
+                <w:szCs w:val="18"/>
+              </w:rPr>
+              <w:t xml:space="preserve">____________________________</w:t>
+            </w:r>
+          </w:p>
+          <w:p>
+            <w:pPr>
+              <w:spacing w:after="50" w:before="0"/>
+            </w:pPr>
+            <w:r>
+              <w:rPr>
+                <w:color w:val="BBBBBB"/>
+                <w:sz w:val="18"/>
+                <w:szCs w:val="18"/>
+              </w:rPr>
+              <w:t xml:space="preserve">____________________________</w:t>
+            </w:r>
+          </w:p>
+          <w:p>
+            <w:pPr>
+              <w:spacing w:after="50" w:before="0"/>
+            </w:pPr>
+            <w:r>
+              <w:rPr>
+                <w:color w:val="BBBBBB"/>
+                <w:sz w:val="18"/>
+                <w:szCs w:val="18"/>
+              </w:rPr>
+              <w:t xml:space="preserve">____________________________</w:t>
+            </w:r>
+          </w:p>
+        </w:tc>
+        <w:tc>
+          <w:tcPr>
+            <w:tcW w:type="dxa" w:w="3000"/>
+            <w:shd w:fill="FBF3E2" w:color="auto" w:val="clear"/>
+            <w:tcMar>
+              <w:top w:type="dxa" w:w="80"/>
+              <w:left w:type="dxa" w:w="100"/>
+              <w:bottom w:type="dxa" w:w="80"/>
+              <w:right w:type="dxa" w:w="100"/>
+            </w:tcMar>
+            <w:vAlign w:val="top"/>
+          </w:tcPr>
+          <w:p>
+            <w:pPr>
+              <w:spacing w:after="30" w:before="0"/>
+            </w:pPr>
+            <w:r>
+              <w:rPr>
+                <w:b/>
+                <w:bCs/>
+                <w:color w:val="0F2B3C"/>
+                <w:sz w:val="18"/>
+                <w:szCs w:val="18"/>
+              </w:rPr>
+              <w:t xml:space="preserve">Because... ________________</w:t>
+            </w:r>
+          </w:p>
+          <w:p>
+            <w:pPr>
+              <w:spacing w:after="50" w:before="0"/>
+            </w:pPr>
+            <w:r>
+              <w:rPr>
+                <w:color w:val="BBBBBB"/>
+                <w:sz w:val="18"/>
+                <w:szCs w:val="18"/>
+              </w:rPr>
+              <w:t xml:space="preserve">____________________________</w:t>
+            </w:r>
+          </w:p>
+          <w:p>
+            <w:pPr>
+              <w:spacing w:after="30" w:before="40"/>
+            </w:pPr>
+            <w:r>
+              <w:rPr>
+                <w:b/>
+                <w:bCs/>
+                <w:color w:val="1A6FB5"/>
+                <w:sz w:val="18"/>
+                <w:szCs w:val="18"/>
+              </w:rPr>
+              <w:t xml:space="preserve">Although... _______________</w:t>
+            </w:r>
+          </w:p>
+          <w:p>
+            <w:pPr>
+              <w:spacing w:after="50" w:before="0"/>
+            </w:pPr>
+            <w:r>
+              <w:rPr>
+                <w:color w:val="BBBBBB"/>
+                <w:sz w:val="18"/>
+                <w:szCs w:val="18"/>
+              </w:rPr>
+              <w:t xml:space="preserve">____________________________</w:t>
+            </w:r>
+          </w:p>
+          <w:p>
+            <w:pPr>
+              <w:spacing w:after="30" w:before="40"/>
+            </w:pPr>
+            <w:r>
+              <w:rPr>
+                <w:b/>
+                <w:bCs/>
+                <w:color w:val="7A5400"/>
+                <w:sz w:val="18"/>
+                <w:szCs w:val="18"/>
+              </w:rPr>
+              <w:t xml:space="preserve">Therefore... ______________</w:t>
+            </w:r>
+          </w:p>
+          <w:p>
+            <w:pPr>
+              <w:spacing w:after="50" w:before="0"/>
+            </w:pPr>
+            <w:r>
+              <w:rPr>
+                <w:color w:val="BBBBBB"/>
+                <w:sz w:val="18"/>
+                <w:szCs w:val="18"/>
+              </w:rPr>
+              <w:t xml:space="preserve">____________________________</w:t>
+            </w:r>
+          </w:p>
+        </w:tc>
+      </w:tr>
+    </w:tbl>
+    <w:p>
+      <w:pPr>
+        <w:spacing w:after="60" w:before="0"/>
+      </w:pPr>
+      <w:r>
+        <w:t xml:space="preserve"/>
       </w:r>
     </w:p>
     <w:p>
@@ -323,50 +2997,616 @@
         <w:t xml:space="preserve">Stretch to volume with a fraction or decimal edge.</w:t>
       </w:r>
     </w:p>
-    <w:p>
-      <w:pPr>
-        <w:spacing w:after="40" w:before="0"/>
-      </w:pPr>
-      <w:r>
-        <w:rPr>
-          <w:sz w:val="22"/>
-          <w:szCs w:val="22"/>
-        </w:rPr>
-        <w:t xml:space="preserve">1.  A prism is 6 × 2 × 0.5 units. What is its volume? (cubic units)</w:t>
-      </w:r>
-    </w:p>
-    <w:p>
-      <w:pPr>
-        <w:spacing w:after="80" w:before="0"/>
-      </w:pPr>
-      <w:r>
-        <w:rPr>
-          <w:color w:val="BBBBBB"/>
-        </w:rPr>
-        <w:t xml:space="preserve">____________________________________________________</w:t>
-      </w:r>
-    </w:p>
-    <w:p>
-      <w:pPr>
-        <w:spacing w:after="40" w:before="0"/>
-      </w:pPr>
-      <w:r>
-        <w:rPr>
-          <w:sz w:val="22"/>
-          <w:szCs w:val="22"/>
-        </w:rPr>
-        <w:t xml:space="preserve">2.  A prism is 1/2 × 4 × 5 units. What is its volume? (cubic units)</w:t>
-      </w:r>
-    </w:p>
-    <w:p>
-      <w:pPr>
-        <w:spacing w:after="80" w:before="0"/>
-      </w:pPr>
-      <w:r>
-        <w:rPr>
-          <w:color w:val="BBBBBB"/>
-        </w:rPr>
-        <w:t xml:space="preserve">____________________________________________________</w:t>
+    <w:tbl>
+      <w:tblPr>
+        <w:tblW w:type="dxa" w:w="9360"/>
+        <w:tblBorders>
+          <w:top w:val="single" w:color="C7D2DD" w:sz="6"/>
+          <w:left w:val="single" w:color="C7D2DD" w:sz="6"/>
+          <w:bottom w:val="single" w:color="C7D2DD" w:sz="6"/>
+          <w:right w:val="single" w:color="C7D2DD" w:sz="6"/>
+          <w:insideH w:val="single" w:color="C7D2DD" w:sz="6"/>
+          <w:insideV w:val="single" w:color="C7D2DD" w:sz="6"/>
+        </w:tblBorders>
+      </w:tblPr>
+      <w:tblGrid>
+        <w:gridCol w:w="2800"/>
+        <w:gridCol w:w="3560"/>
+        <w:gridCol w:w="3000"/>
+      </w:tblGrid>
+      <w:tr>
+        <w:trPr>
+          <w:cantSplit/>
+          <w:tblHeader/>
+        </w:trPr>
+        <w:tc>
+          <w:tcPr>
+            <w:tcW w:type="dxa" w:w="2800"/>
+            <w:shd w:fill="EEF4F8" w:color="auto" w:val="clear"/>
+            <w:tcMar>
+              <w:top w:type="dxa" w:w="60"/>
+              <w:left w:type="dxa" w:w="100"/>
+              <w:bottom w:type="dxa" w:w="60"/>
+              <w:right w:type="dxa" w:w="100"/>
+            </w:tcMar>
+          </w:tcPr>
+          <w:p>
+            <w:pPr>
+              <w:spacing w:after="0" w:before="0"/>
+            </w:pPr>
+            <w:r>
+              <w:rPr>
+                <w:b/>
+                <w:bCs/>
+                <w:color w:val="0F2B3C"/>
+                <w:sz w:val="16"/>
+                <w:szCs w:val="16"/>
+              </w:rPr>
+              <w:t xml:space="preserve">CORE PROBLEM / GIVEN REPRESENTATION</w:t>
+            </w:r>
+          </w:p>
+        </w:tc>
+        <w:tc>
+          <w:tcPr>
+            <w:tcW w:type="dxa" w:w="3560"/>
+            <w:shd w:fill="EEF4F8" w:color="auto" w:val="clear"/>
+            <w:tcMar>
+              <w:top w:type="dxa" w:w="60"/>
+              <w:left w:type="dxa" w:w="100"/>
+              <w:bottom w:type="dxa" w:w="60"/>
+              <w:right w:type="dxa" w:w="100"/>
+            </w:tcMar>
+          </w:tcPr>
+          <w:p>
+            <w:pPr>
+              <w:spacing w:after="0" w:before="0"/>
+            </w:pPr>
+            <w:r>
+              <w:rPr>
+                <w:b/>
+                <w:bCs/>
+                <w:color w:val="0F2B3C"/>
+                <w:sz w:val="16"/>
+                <w:szCs w:val="16"/>
+              </w:rPr>
+              <w:t xml:space="preserve">WORKING SPACE / CALCULATION STEPS</w:t>
+            </w:r>
+          </w:p>
+        </w:tc>
+        <w:tc>
+          <w:tcPr>
+            <w:tcW w:type="dxa" w:w="3000"/>
+            <w:shd w:fill="FBF3E2" w:color="auto" w:val="clear"/>
+            <w:tcMar>
+              <w:top w:type="dxa" w:w="60"/>
+              <w:left w:type="dxa" w:w="100"/>
+              <w:bottom w:type="dxa" w:w="60"/>
+              <w:right w:type="dxa" w:w="100"/>
+            </w:tcMar>
+          </w:tcPr>
+          <w:p>
+            <w:pPr>
+              <w:spacing w:after="0" w:before="0"/>
+            </w:pPr>
+            <w:r>
+              <w:rPr>
+                <w:b/>
+                <w:bCs/>
+                <w:color w:val="7A5400"/>
+                <w:sz w:val="16"/>
+                <w:szCs w:val="16"/>
+              </w:rPr>
+              <w:t xml:space="preserve">EXPLAIN YOUR REASONING</w:t>
+            </w:r>
+          </w:p>
+        </w:tc>
+      </w:tr>
+      <w:tr>
+        <w:trPr>
+          <w:cantSplit/>
+        </w:trPr>
+        <w:tc>
+          <w:tcPr>
+            <w:tcW w:type="dxa" w:w="2800"/>
+            <w:tcMar>
+              <w:top w:type="dxa" w:w="80"/>
+              <w:left w:type="dxa" w:w="100"/>
+              <w:bottom w:type="dxa" w:w="80"/>
+              <w:right w:type="dxa" w:w="100"/>
+            </w:tcMar>
+            <w:vAlign w:val="top"/>
+          </w:tcPr>
+          <w:p>
+            <w:pPr>
+              <w:spacing w:after="40" w:before="0"/>
+            </w:pPr>
+            <w:r>
+              <w:rPr>
+                <w:b/>
+                <w:bCs/>
+                <w:color w:val="0F2B3C"/>
+                <w:sz w:val="20"/>
+                <w:szCs w:val="20"/>
+              </w:rPr>
+              <w:t xml:space="preserve">1.  A prism is 6 × 2 × 0.5 units. What is its volume? (cubic units)</w:t>
+            </w:r>
+          </w:p>
+        </w:tc>
+        <w:tc>
+          <w:tcPr>
+            <w:tcW w:type="dxa" w:w="3560"/>
+            <w:tcMar>
+              <w:top w:type="dxa" w:w="80"/>
+              <w:left w:type="dxa" w:w="100"/>
+              <w:bottom w:type="dxa" w:w="80"/>
+              <w:right w:type="dxa" w:w="100"/>
+            </w:tcMar>
+            <w:vAlign w:val="top"/>
+          </w:tcPr>
+          <w:p>
+            <w:pPr>
+              <w:spacing w:after="50" w:before="0"/>
+            </w:pPr>
+            <w:r>
+              <w:rPr>
+                <w:color w:val="BBBBBB"/>
+                <w:sz w:val="18"/>
+                <w:szCs w:val="18"/>
+              </w:rPr>
+              <w:t xml:space="preserve">____________________________</w:t>
+            </w:r>
+          </w:p>
+          <w:p>
+            <w:pPr>
+              <w:spacing w:after="50" w:before="0"/>
+            </w:pPr>
+            <w:r>
+              <w:rPr>
+                <w:color w:val="BBBBBB"/>
+                <w:sz w:val="18"/>
+                <w:szCs w:val="18"/>
+              </w:rPr>
+              <w:t xml:space="preserve">____________________________</w:t>
+            </w:r>
+          </w:p>
+          <w:p>
+            <w:pPr>
+              <w:spacing w:after="50" w:before="0"/>
+            </w:pPr>
+            <w:r>
+              <w:rPr>
+                <w:color w:val="BBBBBB"/>
+                <w:sz w:val="18"/>
+                <w:szCs w:val="18"/>
+              </w:rPr>
+              <w:t xml:space="preserve">____________________________</w:t>
+            </w:r>
+          </w:p>
+          <w:p>
+            <w:pPr>
+              <w:spacing w:after="50" w:before="0"/>
+            </w:pPr>
+            <w:r>
+              <w:rPr>
+                <w:color w:val="BBBBBB"/>
+                <w:sz w:val="18"/>
+                <w:szCs w:val="18"/>
+              </w:rPr>
+              <w:t xml:space="preserve">____________________________</w:t>
+            </w:r>
+          </w:p>
+        </w:tc>
+        <w:tc>
+          <w:tcPr>
+            <w:tcW w:type="dxa" w:w="3000"/>
+            <w:shd w:fill="FBF3E2" w:color="auto" w:val="clear"/>
+            <w:tcMar>
+              <w:top w:type="dxa" w:w="80"/>
+              <w:left w:type="dxa" w:w="100"/>
+              <w:bottom w:type="dxa" w:w="80"/>
+              <w:right w:type="dxa" w:w="100"/>
+            </w:tcMar>
+            <w:vAlign w:val="top"/>
+          </w:tcPr>
+          <w:p>
+            <w:pPr>
+              <w:spacing w:after="30" w:before="0"/>
+            </w:pPr>
+            <w:r>
+              <w:rPr>
+                <w:b/>
+                <w:bCs/>
+                <w:color w:val="0F2B3C"/>
+                <w:sz w:val="18"/>
+                <w:szCs w:val="18"/>
+              </w:rPr>
+              <w:t xml:space="preserve">Because... ________________</w:t>
+            </w:r>
+          </w:p>
+          <w:p>
+            <w:pPr>
+              <w:spacing w:after="50" w:before="0"/>
+            </w:pPr>
+            <w:r>
+              <w:rPr>
+                <w:color w:val="BBBBBB"/>
+                <w:sz w:val="18"/>
+                <w:szCs w:val="18"/>
+              </w:rPr>
+              <w:t xml:space="preserve">____________________________</w:t>
+            </w:r>
+          </w:p>
+          <w:p>
+            <w:pPr>
+              <w:spacing w:after="30" w:before="40"/>
+            </w:pPr>
+            <w:r>
+              <w:rPr>
+                <w:b/>
+                <w:bCs/>
+                <w:color w:val="1A6FB5"/>
+                <w:sz w:val="18"/>
+                <w:szCs w:val="18"/>
+              </w:rPr>
+              <w:t xml:space="preserve">Although... _______________</w:t>
+            </w:r>
+          </w:p>
+          <w:p>
+            <w:pPr>
+              <w:spacing w:after="50" w:before="0"/>
+            </w:pPr>
+            <w:r>
+              <w:rPr>
+                <w:color w:val="BBBBBB"/>
+                <w:sz w:val="18"/>
+                <w:szCs w:val="18"/>
+              </w:rPr>
+              <w:t xml:space="preserve">____________________________</w:t>
+            </w:r>
+          </w:p>
+          <w:p>
+            <w:pPr>
+              <w:spacing w:after="30" w:before="40"/>
+            </w:pPr>
+            <w:r>
+              <w:rPr>
+                <w:b/>
+                <w:bCs/>
+                <w:color w:val="7A5400"/>
+                <w:sz w:val="18"/>
+                <w:szCs w:val="18"/>
+              </w:rPr>
+              <w:t xml:space="preserve">Therefore... ______________</w:t>
+            </w:r>
+          </w:p>
+          <w:p>
+            <w:pPr>
+              <w:spacing w:after="50" w:before="0"/>
+            </w:pPr>
+            <w:r>
+              <w:rPr>
+                <w:color w:val="BBBBBB"/>
+                <w:sz w:val="18"/>
+                <w:szCs w:val="18"/>
+              </w:rPr>
+              <w:t xml:space="preserve">____________________________</w:t>
+            </w:r>
+          </w:p>
+        </w:tc>
+      </w:tr>
+    </w:tbl>
+    <w:p>
+      <w:pPr>
+        <w:spacing w:after="60" w:before="0"/>
+      </w:pPr>
+      <w:r>
+        <w:t xml:space="preserve"/>
+      </w:r>
+    </w:p>
+    <w:tbl>
+      <w:tblPr>
+        <w:tblW w:type="dxa" w:w="9360"/>
+        <w:tblBorders>
+          <w:top w:val="single" w:color="C7D2DD" w:sz="6"/>
+          <w:left w:val="single" w:color="C7D2DD" w:sz="6"/>
+          <w:bottom w:val="single" w:color="C7D2DD" w:sz="6"/>
+          <w:right w:val="single" w:color="C7D2DD" w:sz="6"/>
+          <w:insideH w:val="single" w:color="C7D2DD" w:sz="6"/>
+          <w:insideV w:val="single" w:color="C7D2DD" w:sz="6"/>
+        </w:tblBorders>
+      </w:tblPr>
+      <w:tblGrid>
+        <w:gridCol w:w="2800"/>
+        <w:gridCol w:w="3560"/>
+        <w:gridCol w:w="3000"/>
+      </w:tblGrid>
+      <w:tr>
+        <w:trPr>
+          <w:cantSplit/>
+          <w:tblHeader/>
+        </w:trPr>
+        <w:tc>
+          <w:tcPr>
+            <w:tcW w:type="dxa" w:w="2800"/>
+            <w:shd w:fill="EEF4F8" w:color="auto" w:val="clear"/>
+            <w:tcMar>
+              <w:top w:type="dxa" w:w="60"/>
+              <w:left w:type="dxa" w:w="100"/>
+              <w:bottom w:type="dxa" w:w="60"/>
+              <w:right w:type="dxa" w:w="100"/>
+            </w:tcMar>
+          </w:tcPr>
+          <w:p>
+            <w:pPr>
+              <w:spacing w:after="0" w:before="0"/>
+            </w:pPr>
+            <w:r>
+              <w:rPr>
+                <w:b/>
+                <w:bCs/>
+                <w:color w:val="0F2B3C"/>
+                <w:sz w:val="16"/>
+                <w:szCs w:val="16"/>
+              </w:rPr>
+              <w:t xml:space="preserve">CORE PROBLEM / GIVEN REPRESENTATION</w:t>
+            </w:r>
+          </w:p>
+        </w:tc>
+        <w:tc>
+          <w:tcPr>
+            <w:tcW w:type="dxa" w:w="3560"/>
+            <w:shd w:fill="EEF4F8" w:color="auto" w:val="clear"/>
+            <w:tcMar>
+              <w:top w:type="dxa" w:w="60"/>
+              <w:left w:type="dxa" w:w="100"/>
+              <w:bottom w:type="dxa" w:w="60"/>
+              <w:right w:type="dxa" w:w="100"/>
+            </w:tcMar>
+          </w:tcPr>
+          <w:p>
+            <w:pPr>
+              <w:spacing w:after="0" w:before="0"/>
+            </w:pPr>
+            <w:r>
+              <w:rPr>
+                <w:b/>
+                <w:bCs/>
+                <w:color w:val="0F2B3C"/>
+                <w:sz w:val="16"/>
+                <w:szCs w:val="16"/>
+              </w:rPr>
+              <w:t xml:space="preserve">WORKING SPACE / CALCULATION STEPS</w:t>
+            </w:r>
+          </w:p>
+        </w:tc>
+        <w:tc>
+          <w:tcPr>
+            <w:tcW w:type="dxa" w:w="3000"/>
+            <w:shd w:fill="FBF3E2" w:color="auto" w:val="clear"/>
+            <w:tcMar>
+              <w:top w:type="dxa" w:w="60"/>
+              <w:left w:type="dxa" w:w="100"/>
+              <w:bottom w:type="dxa" w:w="60"/>
+              <w:right w:type="dxa" w:w="100"/>
+            </w:tcMar>
+          </w:tcPr>
+          <w:p>
+            <w:pPr>
+              <w:spacing w:after="0" w:before="0"/>
+            </w:pPr>
+            <w:r>
+              <w:rPr>
+                <w:b/>
+                <w:bCs/>
+                <w:color w:val="7A5400"/>
+                <w:sz w:val="16"/>
+                <w:szCs w:val="16"/>
+              </w:rPr>
+              <w:t xml:space="preserve">EXPLAIN YOUR REASONING</w:t>
+            </w:r>
+          </w:p>
+        </w:tc>
+      </w:tr>
+      <w:tr>
+        <w:trPr>
+          <w:cantSplit/>
+        </w:trPr>
+        <w:tc>
+          <w:tcPr>
+            <w:tcW w:type="dxa" w:w="2800"/>
+            <w:tcMar>
+              <w:top w:type="dxa" w:w="80"/>
+              <w:left w:type="dxa" w:w="100"/>
+              <w:bottom w:type="dxa" w:w="80"/>
+              <w:right w:type="dxa" w:w="100"/>
+            </w:tcMar>
+            <w:vAlign w:val="top"/>
+          </w:tcPr>
+          <w:p>
+            <w:pPr>
+              <w:spacing w:after="40" w:before="0"/>
+            </w:pPr>
+            <w:r>
+              <w:rPr>
+                <w:b/>
+                <w:bCs/>
+                <w:color w:val="0F2B3C"/>
+                <w:sz w:val="20"/>
+                <w:szCs w:val="20"/>
+              </w:rPr>
+              <w:t xml:space="preserve">2.  A prism is 1/2 × 4 × 5 units. What is its volume? (cubic units)</w:t>
+            </w:r>
+          </w:p>
+        </w:tc>
+        <w:tc>
+          <w:tcPr>
+            <w:tcW w:type="dxa" w:w="3560"/>
+            <w:tcMar>
+              <w:top w:type="dxa" w:w="80"/>
+              <w:left w:type="dxa" w:w="100"/>
+              <w:bottom w:type="dxa" w:w="80"/>
+              <w:right w:type="dxa" w:w="100"/>
+            </w:tcMar>
+            <w:vAlign w:val="top"/>
+          </w:tcPr>
+          <w:p>
+            <w:pPr>
+              <w:spacing w:after="50" w:before="0"/>
+            </w:pPr>
+            <w:r>
+              <w:rPr>
+                <w:color w:val="BBBBBB"/>
+                <w:sz w:val="18"/>
+                <w:szCs w:val="18"/>
+              </w:rPr>
+              <w:t xml:space="preserve">____________________________</w:t>
+            </w:r>
+          </w:p>
+          <w:p>
+            <w:pPr>
+              <w:spacing w:after="50" w:before="0"/>
+            </w:pPr>
+            <w:r>
+              <w:rPr>
+                <w:color w:val="BBBBBB"/>
+                <w:sz w:val="18"/>
+                <w:szCs w:val="18"/>
+              </w:rPr>
+              <w:t xml:space="preserve">____________________________</w:t>
+            </w:r>
+          </w:p>
+          <w:p>
+            <w:pPr>
+              <w:spacing w:after="50" w:before="0"/>
+            </w:pPr>
+            <w:r>
+              <w:rPr>
+                <w:color w:val="BBBBBB"/>
+                <w:sz w:val="18"/>
+                <w:szCs w:val="18"/>
+              </w:rPr>
+              <w:t xml:space="preserve">____________________________</w:t>
+            </w:r>
+          </w:p>
+          <w:p>
+            <w:pPr>
+              <w:spacing w:after="50" w:before="0"/>
+            </w:pPr>
+            <w:r>
+              <w:rPr>
+                <w:color w:val="BBBBBB"/>
+                <w:sz w:val="18"/>
+                <w:szCs w:val="18"/>
+              </w:rPr>
+              <w:t xml:space="preserve">____________________________</w:t>
+            </w:r>
+          </w:p>
+        </w:tc>
+        <w:tc>
+          <w:tcPr>
+            <w:tcW w:type="dxa" w:w="3000"/>
+            <w:shd w:fill="FBF3E2" w:color="auto" w:val="clear"/>
+            <w:tcMar>
+              <w:top w:type="dxa" w:w="80"/>
+              <w:left w:type="dxa" w:w="100"/>
+              <w:bottom w:type="dxa" w:w="80"/>
+              <w:right w:type="dxa" w:w="100"/>
+            </w:tcMar>
+            <w:vAlign w:val="top"/>
+          </w:tcPr>
+          <w:p>
+            <w:pPr>
+              <w:spacing w:after="30" w:before="0"/>
+            </w:pPr>
+            <w:r>
+              <w:rPr>
+                <w:b/>
+                <w:bCs/>
+                <w:color w:val="0F2B3C"/>
+                <w:sz w:val="18"/>
+                <w:szCs w:val="18"/>
+              </w:rPr>
+              <w:t xml:space="preserve">Because... ________________</w:t>
+            </w:r>
+          </w:p>
+          <w:p>
+            <w:pPr>
+              <w:spacing w:after="50" w:before="0"/>
+            </w:pPr>
+            <w:r>
+              <w:rPr>
+                <w:color w:val="BBBBBB"/>
+                <w:sz w:val="18"/>
+                <w:szCs w:val="18"/>
+              </w:rPr>
+              <w:t xml:space="preserve">____________________________</w:t>
+            </w:r>
+          </w:p>
+          <w:p>
+            <w:pPr>
+              <w:spacing w:after="30" w:before="40"/>
+            </w:pPr>
+            <w:r>
+              <w:rPr>
+                <w:b/>
+                <w:bCs/>
+                <w:color w:val="1A6FB5"/>
+                <w:sz w:val="18"/>
+                <w:szCs w:val="18"/>
+              </w:rPr>
+              <w:t xml:space="preserve">Although... _______________</w:t>
+            </w:r>
+          </w:p>
+          <w:p>
+            <w:pPr>
+              <w:spacing w:after="50" w:before="0"/>
+            </w:pPr>
+            <w:r>
+              <w:rPr>
+                <w:color w:val="BBBBBB"/>
+                <w:sz w:val="18"/>
+                <w:szCs w:val="18"/>
+              </w:rPr>
+              <w:t xml:space="preserve">____________________________</w:t>
+            </w:r>
+          </w:p>
+          <w:p>
+            <w:pPr>
+              <w:spacing w:after="30" w:before="40"/>
+            </w:pPr>
+            <w:r>
+              <w:rPr>
+                <w:b/>
+                <w:bCs/>
+                <w:color w:val="7A5400"/>
+                <w:sz w:val="18"/>
+                <w:szCs w:val="18"/>
+              </w:rPr>
+              <w:t xml:space="preserve">Therefore... ______________</w:t>
+            </w:r>
+          </w:p>
+          <w:p>
+            <w:pPr>
+              <w:spacing w:after="50" w:before="0"/>
+            </w:pPr>
+            <w:r>
+              <w:rPr>
+                <w:color w:val="BBBBBB"/>
+                <w:sz w:val="18"/>
+                <w:szCs w:val="18"/>
+              </w:rPr>
+              <w:t xml:space="preserve">____________________________</w:t>
+            </w:r>
+          </w:p>
+        </w:tc>
+      </w:tr>
+    </w:tbl>
+    <w:p>
+      <w:pPr>
+        <w:spacing w:after="60" w:before="0"/>
+      </w:pPr>
+      <w:r>
+        <w:t xml:space="preserve"/>
       </w:r>
     </w:p>
     <w:p>
@@ -430,6 +3670,141 @@
         <w:t xml:space="preserve">____________________________________________________</w:t>
       </w:r>
     </w:p>
+    <w:tbl>
+      <w:tblPr>
+        <w:tblW w:type="dxa" w:w="9360"/>
+        <w:tblBorders>
+          <w:top w:val="single" w:color="C7D2DD" w:sz="6"/>
+          <w:left w:val="single" w:color="C7D2DD" w:sz="6"/>
+          <w:bottom w:val="single" w:color="C7D2DD" w:sz="6"/>
+          <w:right w:val="single" w:color="C7D2DD" w:sz="6"/>
+          <w:insideH w:val="single" w:color="C7D2DD" w:sz="6"/>
+          <w:insideV w:val="single" w:color="C7D2DD" w:sz="6"/>
+        </w:tblBorders>
+      </w:tblPr>
+      <w:tblGrid>
+        <w:gridCol w:w="3120"/>
+        <w:gridCol w:w="3120"/>
+        <w:gridCol w:w="3120"/>
+      </w:tblGrid>
+      <w:tr>
+        <w:trPr>
+          <w:cantSplit/>
+          <w:tblHeader/>
+        </w:trPr>
+        <w:tc>
+          <w:tcPr>
+            <w:tcW w:type="dxa" w:w="9360"/>
+            <w:gridSpan w:val="3"/>
+            <w:shd w:fill="EEF4F8" w:color="auto" w:val="clear"/>
+            <w:tcMar>
+              <w:top w:type="dxa" w:w="60"/>
+              <w:left w:type="dxa" w:w="100"/>
+              <w:bottom w:type="dxa" w:w="60"/>
+              <w:right w:type="dxa" w:w="100"/>
+            </w:tcMar>
+          </w:tcPr>
+          <w:p>
+            <w:pPr>
+              <w:spacing w:after="0" w:before="0"/>
+            </w:pPr>
+            <w:r>
+              <w:rPr>
+                <w:b/>
+                <w:bCs/>
+                <w:color w:val="0F2B3C"/>
+                <w:sz w:val="18"/>
+                <w:szCs w:val="18"/>
+              </w:rPr>
+              <w:t xml:space="preserve">EXIT CHECK · 3-POINT SELF-ASSESSMENT CHECKLIST</w:t>
+            </w:r>
+          </w:p>
+        </w:tc>
+      </w:tr>
+      <w:tr>
+        <w:trPr>
+          <w:cantSplit/>
+        </w:trPr>
+        <w:tc>
+          <w:tcPr>
+            <w:tcW w:type="dxa" w:w="3120"/>
+            <w:tcMar>
+              <w:top w:type="dxa" w:w="80"/>
+              <w:left w:type="dxa" w:w="100"/>
+              <w:bottom w:type="dxa" w:w="80"/>
+              <w:right w:type="dxa" w:w="100"/>
+            </w:tcMar>
+          </w:tcPr>
+          <w:p>
+            <w:pPr>
+              <w:spacing w:after="0" w:before="0"/>
+            </w:pPr>
+            <w:r>
+              <w:rPr>
+                <w:b/>
+                <w:bCs/>
+                <w:color w:val="0F2B3C"/>
+                <w:sz w:val="18"/>
+                <w:szCs w:val="18"/>
+              </w:rPr>
+              <w:t xml:space="preserve">☐ 1. Units &amp; Labels Verified</w:t>
+            </w:r>
+          </w:p>
+        </w:tc>
+        <w:tc>
+          <w:tcPr>
+            <w:tcW w:type="dxa" w:w="3120"/>
+            <w:tcMar>
+              <w:top w:type="dxa" w:w="80"/>
+              <w:left w:type="dxa" w:w="100"/>
+              <w:bottom w:type="dxa" w:w="80"/>
+              <w:right w:type="dxa" w:w="100"/>
+            </w:tcMar>
+          </w:tcPr>
+          <w:p>
+            <w:pPr>
+              <w:spacing w:after="0" w:before="0"/>
+            </w:pPr>
+            <w:r>
+              <w:rPr>
+                <w:b/>
+                <w:bCs/>
+                <w:color w:val="0F2B3C"/>
+                <w:sz w:val="18"/>
+                <w:szCs w:val="18"/>
+              </w:rPr>
+              <w:t xml:space="preserve">☐ 2. Reasoning Stated (Because / Although / Therefore)</w:t>
+            </w:r>
+          </w:p>
+        </w:tc>
+        <w:tc>
+          <w:tcPr>
+            <w:tcW w:type="dxa" w:w="3120"/>
+            <w:tcMar>
+              <w:top w:type="dxa" w:w="80"/>
+              <w:left w:type="dxa" w:w="100"/>
+              <w:bottom w:type="dxa" w:w="80"/>
+              <w:right w:type="dxa" w:w="100"/>
+            </w:tcMar>
+          </w:tcPr>
+          <w:p>
+            <w:pPr>
+              <w:spacing w:after="0" w:before="0"/>
+            </w:pPr>
+            <w:r>
+              <w:rPr>
+                <w:b/>
+                <w:bCs/>
+                <w:color w:val="0F2B3C"/>
+                <w:sz w:val="18"/>
+                <w:szCs w:val="18"/>
+              </w:rPr>
+              <w:t xml:space="preserve">☐ 3. Calculations Double-Checked</w:t>
+            </w:r>
+          </w:p>
+        </w:tc>
+      </w:tr>
+    </w:tbl>
     <w:p>
       <w:pPr>
         <w:spacing w:after="60" w:before="120"/>
